--- a/text/part1/07V5-V1.docx
+++ b/text/part1/07V5-V1.docx
@@ -329,7 +329,94 @@
         <w:rPr>
           <w:lang w:val="ru-RU"/>
         </w:rPr>
-        <w:t>— Ну вот, — продолжил он, — а потом, раз за разом в нескольких ситуациях мне вдруг пришла в голову одна и та же мысль: «а вот это сейчас — разве это не магия?».</w:t>
+        <w:t xml:space="preserve">— Ну вот, — продолжил он, — а потом, </w:t>
+      </w:r>
+      <w:r>
+        <w:rPr>
+          <w:lang w:val="ru-RU"/>
+        </w:rPr>
+        <w:t xml:space="preserve">в разных </w:t>
+      </w:r>
+      <w:r>
+        <w:rPr>
+          <w:lang w:val="ru-RU"/>
+        </w:rPr>
+        <w:t xml:space="preserve">ситуациях мне вдруг </w:t>
+      </w:r>
+      <w:r>
+        <w:rPr>
+          <w:lang w:val="ru-RU"/>
+        </w:rPr>
+        <w:t>стала приходить</w:t>
+      </w:r>
+      <w:r>
+        <w:rPr>
+          <w:lang w:val="ru-RU"/>
+        </w:rPr>
+        <w:t xml:space="preserve"> в голову одна и та же мысль</w:t>
+      </w:r>
+      <w:r>
+        <w:rPr>
+          <w:lang w:val="ru-RU"/>
+        </w:rPr>
+        <w:t>.</w:t>
+      </w:r>
+    </w:p>
+    <w:p>
+      <w:pPr>
+        <w:rPr>
+          <w:lang w:val="ru-RU"/>
+        </w:rPr>
+      </w:pPr>
+      <w:r>
+        <w:rPr>
+          <w:lang w:val="ru-RU"/>
+        </w:rPr>
+        <w:t>Он помолчал.</w:t>
+      </w:r>
+    </w:p>
+    <w:p>
+      <w:pPr>
+        <w:rPr>
+          <w:lang w:val="ru-RU"/>
+        </w:rPr>
+      </w:pPr>
+      <w:r>
+        <w:rPr>
+          <w:lang w:val="ru-RU"/>
+        </w:rPr>
+        <w:t>—Какая мысль? — спросил я.</w:t>
+      </w:r>
+    </w:p>
+    <w:p>
+      <w:pPr>
+        <w:rPr>
+          <w:lang w:val="ru-RU"/>
+        </w:rPr>
+      </w:pPr>
+      <w:r>
+        <w:rPr>
+          <w:lang w:val="ru-RU"/>
+        </w:rPr>
+        <w:t>—Мысль</w:t>
+      </w:r>
+      <w:r>
+        <w:rPr>
+          <w:lang w:val="ru-RU"/>
+        </w:rPr>
+        <w:t xml:space="preserve"> «</w:t>
+      </w:r>
+      <w:r>
+        <w:rPr>
+          <w:lang w:val="ru-RU"/>
+        </w:rPr>
+        <w:t>А</w:t>
+      </w:r>
+      <w:r>
+        <w:rPr>
+          <w:lang w:val="ru-RU"/>
+        </w:rPr>
+        <w:t xml:space="preserve"> вот это сейчас — разве это не магия?»</w:t>
       </w:r>
     </w:p>
     <w:p>
@@ -498,6 +585,7 @@
         <w:rPr>
           <w:lang w:val="ru-RU"/>
         </w:rPr>
+        <w:lastRenderedPageBreak/>
         <w:t>— Да, было такое, и не раз</w:t>
       </w:r>
       <w:r>
@@ -554,97 +642,810 @@
         <w:rPr>
           <w:lang w:val="ru-RU"/>
         </w:rPr>
+        <w:t>— Может быть, конечно, это просто совпадение, — упредил моё возражение Арт. — Но, с другой стороны, почему бы не допустить, что влияние твоих мыслей на последующие события всё же существует? А если так, то что это, как не магия?</w:t>
+      </w:r>
+    </w:p>
+    <w:p>
+      <w:pPr>
+        <w:rPr>
+          <w:lang w:val="ru-RU"/>
+        </w:rPr>
+      </w:pPr>
+      <w:r>
+        <w:rPr>
+          <w:lang w:val="ru-RU"/>
+        </w:rPr>
+        <w:t>— Хорошо, допустим, — дипломатично согласился я. — Ты сказал, что это неочевидный пример. Значит, есть и очевидный?</w:t>
+      </w:r>
+    </w:p>
+    <w:p>
+      <w:pPr>
+        <w:rPr>
+          <w:lang w:val="ru-RU"/>
+        </w:rPr>
+      </w:pPr>
+      <w:r>
+        <w:rPr>
+          <w:lang w:val="ru-RU"/>
+        </w:rPr>
+        <w:t>Я явственно представил себе, как он при этом улыбнулся.</w:t>
+      </w:r>
+    </w:p>
+    <w:p>
+      <w:pPr>
+        <w:rPr>
+          <w:lang w:val="ru-RU"/>
+        </w:rPr>
+      </w:pPr>
+      <w:r>
+        <w:rPr>
+          <w:lang w:val="ru-RU"/>
+        </w:rPr>
+        <w:t xml:space="preserve">— Ну да, — ответил он. </w:t>
+      </w:r>
+      <w:r>
+        <w:rPr>
+          <w:lang w:val="ru-RU"/>
+        </w:rPr>
+        <w:t>— Это — арт.</w:t>
+      </w:r>
+    </w:p>
+    <w:p>
+      <w:pPr>
+        <w:rPr>
+          <w:lang w:val="ru-RU"/>
+        </w:rPr>
+      </w:pPr>
+      <w:r>
+        <w:rPr>
+          <w:lang w:val="ru-RU"/>
+        </w:rPr>
+        <w:t xml:space="preserve">В первый момент я не понял, что он имеет в виду, потому что это прозвучало как его имя. Но он сразу пояснил: </w:t>
+      </w:r>
+    </w:p>
+    <w:p>
+      <w:pPr>
+        <w:rPr>
+          <w:lang w:val="ru-RU"/>
+        </w:rPr>
+      </w:pPr>
+      <w:r>
+        <w:rPr>
+          <w:lang w:val="ru-RU"/>
+        </w:rPr>
+        <w:t>— Арт. Искусство всех видов. Живопись, музыка, литература и всё прочее. Вот подумай, почему как</w:t>
+      </w:r>
+      <w:r>
+        <w:rPr>
+          <w:lang w:val="ru-RU"/>
+        </w:rPr>
+        <w:t>ая</w:t>
+      </w:r>
+      <w:r>
+        <w:rPr>
+          <w:lang w:val="ru-RU"/>
+        </w:rPr>
+        <w:t>-то картин</w:t>
+      </w:r>
+      <w:r>
+        <w:rPr>
+          <w:lang w:val="ru-RU"/>
+        </w:rPr>
+        <w:t>а</w:t>
+      </w:r>
+      <w:r>
+        <w:rPr>
+          <w:lang w:val="ru-RU"/>
+        </w:rPr>
+        <w:t xml:space="preserve"> </w:t>
+      </w:r>
+      <w:r>
+        <w:rPr>
+          <w:lang w:val="ru-RU"/>
+        </w:rPr>
+        <w:t xml:space="preserve">— ну, </w:t>
+      </w:r>
+      <w:r>
+        <w:rPr>
+          <w:lang w:val="ru-RU"/>
+        </w:rPr>
+        <w:t>или, скажем, музыкальн</w:t>
+      </w:r>
+      <w:r>
+        <w:rPr>
+          <w:lang w:val="ru-RU"/>
+        </w:rPr>
+        <w:t>ая</w:t>
+      </w:r>
+      <w:r>
+        <w:rPr>
+          <w:lang w:val="ru-RU"/>
+        </w:rPr>
+        <w:t xml:space="preserve"> композици</w:t>
+      </w:r>
+      <w:r>
+        <w:rPr>
+          <w:lang w:val="ru-RU"/>
+        </w:rPr>
+        <w:t>я —</w:t>
+      </w:r>
+      <w:r>
+        <w:rPr>
+          <w:lang w:val="ru-RU"/>
+        </w:rPr>
+        <w:t xml:space="preserve"> вызыва</w:t>
+      </w:r>
+      <w:r>
+        <w:rPr>
+          <w:lang w:val="ru-RU"/>
+        </w:rPr>
+        <w:t>е</w:t>
+      </w:r>
+      <w:r>
+        <w:rPr>
+          <w:lang w:val="ru-RU"/>
+        </w:rPr>
+        <w:t xml:space="preserve">т </w:t>
+      </w:r>
+      <w:r>
+        <w:rPr>
+          <w:lang w:val="ru-RU"/>
+        </w:rPr>
+        <w:t>бурю эмоций у миллионов людей</w:t>
+      </w:r>
+      <w:r>
+        <w:rPr>
+          <w:lang w:val="ru-RU"/>
+        </w:rPr>
+        <w:t>?</w:t>
+      </w:r>
+      <w:r>
+        <w:rPr>
+          <w:lang w:val="ru-RU"/>
+        </w:rPr>
+        <w:t xml:space="preserve"> А друг</w:t>
+      </w:r>
+      <w:r>
+        <w:rPr>
+          <w:lang w:val="ru-RU"/>
+        </w:rPr>
+        <w:t>ая, вроде бы почти такая же</w:t>
+      </w:r>
+      <w:r>
+        <w:rPr>
+          <w:lang w:val="ru-RU"/>
+        </w:rPr>
+        <w:t xml:space="preserve"> — нет, абсолютно ничего. </w:t>
+      </w:r>
+      <w:r>
+        <w:rPr>
+          <w:lang w:val="ru-RU"/>
+        </w:rPr>
+        <w:t xml:space="preserve">Как такое может быть? </w:t>
+      </w:r>
+      <w:r>
+        <w:rPr>
+          <w:lang w:val="ru-RU"/>
+        </w:rPr>
+        <w:t>Ведь это</w:t>
+      </w:r>
+      <w:r>
+        <w:rPr>
+          <w:lang w:val="ru-RU"/>
+        </w:rPr>
+        <w:t xml:space="preserve"> же по сути</w:t>
+      </w:r>
+      <w:r>
+        <w:rPr>
+          <w:lang w:val="ru-RU"/>
+        </w:rPr>
+        <w:t xml:space="preserve"> те же самые краски и</w:t>
+      </w:r>
+      <w:r>
+        <w:rPr>
+          <w:lang w:val="ru-RU"/>
+        </w:rPr>
+        <w:t>ли</w:t>
+      </w:r>
+      <w:r>
+        <w:rPr>
+          <w:lang w:val="ru-RU"/>
+        </w:rPr>
+        <w:t xml:space="preserve"> те же самые </w:t>
+      </w:r>
+      <w:r>
+        <w:rPr>
+          <w:lang w:val="ru-RU"/>
+        </w:rPr>
+        <w:t>ноты</w:t>
+      </w:r>
+      <w:r>
+        <w:rPr>
+          <w:lang w:val="ru-RU"/>
+        </w:rPr>
+        <w:t>.</w:t>
+      </w:r>
+      <w:r>
+        <w:rPr>
+          <w:lang w:val="ru-RU"/>
+        </w:rPr>
+        <w:t xml:space="preserve"> </w:t>
+      </w:r>
+    </w:p>
+    <w:p>
+      <w:pPr>
+        <w:rPr>
+          <w:lang w:val="ru-RU"/>
+        </w:rPr>
+      </w:pPr>
+      <w:r>
+        <w:rPr>
+          <w:lang w:val="ru-RU"/>
+        </w:rPr>
+        <w:t xml:space="preserve">Я молчал, обдумывая его слова и </w:t>
+      </w:r>
+      <w:r>
+        <w:rPr>
+          <w:lang w:val="ru-RU"/>
+        </w:rPr>
+        <w:t>не находя, что на это можно возразить.</w:t>
+      </w:r>
+    </w:p>
+    <w:p>
+      <w:pPr>
+        <w:rPr>
+          <w:lang w:val="ru-RU"/>
+        </w:rPr>
+      </w:pPr>
+      <w:r>
+        <w:rPr>
+          <w:lang w:val="ru-RU"/>
+        </w:rPr>
+        <w:t>— Ну или ещё пример, — продолжил Арт. — На этот раз не о каких-то эфемерных вещах, а о реальных, физических явлениях, причём научно доказанных. Эффект плацебо и ноцебо — слышал о таких?</w:t>
+      </w:r>
+    </w:p>
+    <w:p>
+      <w:pPr>
+        <w:rPr>
+          <w:lang w:val="ru-RU"/>
+        </w:rPr>
+      </w:pPr>
+      <w:r>
+        <w:rPr>
+          <w:lang w:val="ru-RU"/>
+        </w:rPr>
+        <w:t>— Ну разумеется, — сразу ответил я.</w:t>
+      </w:r>
+    </w:p>
+    <w:p>
+      <w:pPr>
+        <w:rPr>
+          <w:lang w:val="ru-RU"/>
+        </w:rPr>
+      </w:pPr>
+      <w:r>
+        <w:rPr>
+          <w:lang w:val="ru-RU"/>
+        </w:rPr>
+        <w:t>— Пример самого явного, физического проявления — это когда люди получают реальный ожог, прикасаясь к холодному предмету, если верят, абсолютно убеждены, что он горячий.</w:t>
+      </w:r>
+    </w:p>
+    <w:p>
+      <w:pPr>
+        <w:rPr>
+          <w:lang w:val="ru-RU"/>
+        </w:rPr>
+      </w:pPr>
+      <w:r>
+        <w:rPr>
+          <w:lang w:val="ru-RU"/>
+        </w:rPr>
+        <w:t xml:space="preserve">Я невольно улыбнулся, вспомнив </w:t>
+      </w:r>
+      <w:r>
+        <w:rPr>
+          <w:lang w:val="ru-RU"/>
+        </w:rPr>
+        <w:t xml:space="preserve">Сану, прикасающуюся к </w:t>
+      </w:r>
+      <w:r>
+        <w:rPr>
+          <w:lang w:val="ru-RU"/>
+        </w:rPr>
+        <w:t>танцующ</w:t>
+      </w:r>
+      <w:r>
+        <w:rPr>
+          <w:lang w:val="ru-RU"/>
+        </w:rPr>
+        <w:t>ему</w:t>
+      </w:r>
+      <w:r>
+        <w:rPr>
+          <w:lang w:val="ru-RU"/>
+        </w:rPr>
+        <w:t xml:space="preserve"> в воздухе </w:t>
+      </w:r>
+      <w:r>
+        <w:rPr>
+          <w:lang w:val="ru-RU"/>
+        </w:rPr>
+        <w:t>огоньку</w:t>
+      </w:r>
+      <w:r>
+        <w:rPr>
+          <w:lang w:val="ru-RU"/>
+        </w:rPr>
+        <w:t>.</w:t>
+      </w:r>
+      <w:r>
+        <w:rPr>
+          <w:lang w:val="ru-RU"/>
+        </w:rPr>
+        <w:t xml:space="preserve"> И тут же снова вернулся </w:t>
+      </w:r>
+      <w:r>
+        <w:rPr>
+          <w:lang w:val="ru-RU"/>
+        </w:rPr>
+        <w:t xml:space="preserve">мыслями </w:t>
+      </w:r>
+      <w:r>
+        <w:rPr>
+          <w:lang w:val="ru-RU"/>
+        </w:rPr>
+        <w:t>к тому, о чём говорил Арт.</w:t>
+      </w:r>
+    </w:p>
+    <w:p>
+      <w:pPr>
+        <w:rPr>
+          <w:lang w:val="ru-RU"/>
+        </w:rPr>
+      </w:pPr>
+      <w:r>
+        <w:rPr>
+          <w:lang w:val="ru-RU"/>
+        </w:rPr>
+        <w:t>— Но ведь это с</w:t>
+      </w:r>
+      <w:r>
+        <w:rPr>
+          <w:lang w:val="ru-RU"/>
+        </w:rPr>
+        <w:t>амовнушение, — всё-таки не удержался я от скептического замечания. — Этот ожог создаёт сознание этого человека.</w:t>
+      </w:r>
+    </w:p>
+    <w:p>
+      <w:pPr>
+        <w:rPr>
+          <w:lang w:val="ru-RU"/>
+        </w:rPr>
+      </w:pPr>
+      <w:r>
+        <w:rPr>
+          <w:lang w:val="ru-RU"/>
+        </w:rPr>
+        <w:t>— Именно, — неожиданно согласился Арт. — Но что такое сознание и что такое материя? И что из них первично? Это, знаешь ли, основной вопрос.</w:t>
+      </w:r>
+    </w:p>
+    <w:p>
+      <w:pPr>
+        <w:rPr>
+          <w:lang w:val="ru-RU"/>
+        </w:rPr>
+      </w:pPr>
+      <w:r>
+        <w:rPr>
+          <w:lang w:val="ru-RU"/>
+        </w:rPr>
+        <w:t xml:space="preserve">В его тоне, точно переданном голосовым сообщением </w:t>
+      </w:r>
+      <w:r>
+        <w:rPr>
+          <w:lang w:val="en-US"/>
+        </w:rPr>
+        <w:t>e</w:t>
+      </w:r>
+      <w:r>
+        <w:rPr>
+          <w:lang w:val="ru-RU"/>
+        </w:rPr>
+        <w:t>2</w:t>
+      </w:r>
+      <w:r>
+        <w:rPr>
+          <w:lang w:val="en-US"/>
+        </w:rPr>
+        <w:t>n</w:t>
+      </w:r>
+      <w:r>
+        <w:rPr>
+          <w:lang w:val="ru-RU"/>
+        </w:rPr>
+        <w:t xml:space="preserve"> интерфейса, прозвучал сарказм старика-философа.</w:t>
+      </w:r>
+    </w:p>
+    <w:p>
+      <w:pPr>
+        <w:rPr>
+          <w:lang w:val="ru-RU"/>
+        </w:rPr>
+      </w:pPr>
+      <w:r>
+        <w:rPr>
+          <w:lang w:val="ru-RU"/>
+        </w:rPr>
+        <w:t>— В твоём и в моём Варианте в зависимости от ответа на этот вопрос философы делятся на материалистов и идеалистов. Первые считают, что первична материя</w:t>
+      </w:r>
+      <w:r>
+        <w:rPr>
+          <w:lang w:val="ru-RU"/>
+        </w:rPr>
+        <w:t xml:space="preserve">, что сознание — это порождение нашего физического мозга. А вторые наоборот — что весь так называемый </w:t>
+      </w:r>
+      <w:r>
+        <w:rPr>
+          <w:lang w:val="ru-RU"/>
+        </w:rPr>
+        <w:t>материальный</w:t>
+      </w:r>
+      <w:r>
+        <w:rPr>
+          <w:lang w:val="ru-RU"/>
+        </w:rPr>
+        <w:t xml:space="preserve"> мир —</w:t>
+      </w:r>
+      <w:r>
+        <w:rPr>
+          <w:lang w:val="ru-RU"/>
+        </w:rPr>
+        <w:t xml:space="preserve"> </w:t>
+      </w:r>
+      <w:r>
+        <w:rPr>
+          <w:lang w:val="ru-RU"/>
+        </w:rPr>
+        <w:t xml:space="preserve">это всего лишь порождение нашего сознания, и без него </w:t>
+      </w:r>
+      <w:r>
+        <w:rPr>
+          <w:lang w:val="ru-RU"/>
+        </w:rPr>
+        <w:t xml:space="preserve">он </w:t>
+      </w:r>
+      <w:r>
+        <w:rPr>
+          <w:lang w:val="ru-RU"/>
+        </w:rPr>
+        <w:t xml:space="preserve">не существует. </w:t>
+      </w:r>
+    </w:p>
+    <w:p>
+      <w:pPr>
+        <w:rPr>
+          <w:lang w:val="ru-RU"/>
+        </w:rPr>
+      </w:pPr>
+      <w:r>
+        <w:rPr>
+          <w:lang w:val="ru-RU"/>
+        </w:rPr>
+        <w:t xml:space="preserve">Тут я вспомнил о том, как моё упоминание о сознании, о том, что для того, чтобы увидеть Тонкое Поле, нужно отпустить его, опуститься глубже — как эти мои слова неожиданно заставили Сану задуматься, а потом, по-видимому, отказаться от дальнейшего преподавания мне урока теории Филдкрафта. </w:t>
+      </w:r>
+    </w:p>
+    <w:p>
+      <w:pPr>
+        <w:rPr>
+          <w:lang w:val="ru-RU"/>
+        </w:rPr>
+      </w:pPr>
+      <w:r>
+        <w:rPr>
+          <w:lang w:val="ru-RU"/>
+        </w:rPr>
+        <w:t xml:space="preserve">Я снова </w:t>
+      </w:r>
+      <w:r>
+        <w:rPr>
+          <w:lang w:val="ru-RU"/>
+        </w:rPr>
+        <w:t>заставил себя</w:t>
+      </w:r>
+      <w:r>
+        <w:rPr>
+          <w:lang w:val="ru-RU"/>
+        </w:rPr>
+        <w:t xml:space="preserve"> не отвлекаться и сосредоточиться на словах Арта. </w:t>
+      </w:r>
+      <w:r>
+        <w:rPr>
+          <w:lang w:val="ru-RU"/>
+        </w:rPr>
+        <w:t>Он продолжал:</w:t>
+      </w:r>
+    </w:p>
+    <w:p>
+      <w:pPr>
+        <w:rPr>
+          <w:lang w:val="ru-RU"/>
+        </w:rPr>
+      </w:pPr>
+      <w:r>
+        <w:rPr>
+          <w:lang w:val="ru-RU"/>
+        </w:rPr>
+        <w:t>— Есть ещё те, кто не выбирает одно из двух, а считает, что материя и сознание — это две одинаково важные части одного целого. Это называется «дуализм».</w:t>
+      </w:r>
+    </w:p>
+    <w:p>
+      <w:pPr>
+        <w:rPr>
+          <w:lang w:val="ru-RU"/>
+        </w:rPr>
+      </w:pPr>
+      <w:r>
+        <w:rPr>
+          <w:lang w:val="ru-RU"/>
+        </w:rPr>
         <w:lastRenderedPageBreak/>
-        <w:t>— Может быть, конечно, это просто совпадение, — упредил моё возражение Арт. — Но, с другой стороны, почему бы не допустить, что влияние твоих мыслей на последующие события всё же существует? А если так, то что это, как не магия?</w:t>
-      </w:r>
-    </w:p>
-    <w:p>
-      <w:pPr>
-        <w:rPr>
-          <w:lang w:val="ru-RU"/>
-        </w:rPr>
-      </w:pPr>
-      <w:r>
-        <w:rPr>
-          <w:lang w:val="ru-RU"/>
-        </w:rPr>
-        <w:t>— Хорошо, допустим, — дипломатично согласился я. — Ты сказал, что это неочевидный пример. Значит, есть и очевидный?</w:t>
-      </w:r>
-    </w:p>
-    <w:p>
-      <w:pPr>
-        <w:rPr>
-          <w:lang w:val="ru-RU"/>
-        </w:rPr>
-      </w:pPr>
-      <w:r>
-        <w:rPr>
-          <w:lang w:val="ru-RU"/>
-        </w:rPr>
-        <w:t>Я явственно представил себе, как он при этом улыбнулся.</w:t>
-      </w:r>
-    </w:p>
-    <w:p>
-      <w:pPr>
-        <w:rPr>
-          <w:lang w:val="ru-RU"/>
-        </w:rPr>
-      </w:pPr>
-      <w:r>
-        <w:rPr>
-          <w:lang w:val="ru-RU"/>
-        </w:rPr>
-        <w:t xml:space="preserve">— Ну да, — ответил он. </w:t>
-      </w:r>
-      <w:r>
-        <w:rPr>
-          <w:lang w:val="ru-RU"/>
-        </w:rPr>
-        <w:t>— Это — арт.</w:t>
-      </w:r>
-    </w:p>
-    <w:p>
-      <w:pPr>
-        <w:rPr>
-          <w:lang w:val="ru-RU"/>
-        </w:rPr>
-      </w:pPr>
-      <w:r>
-        <w:rPr>
-          <w:lang w:val="ru-RU"/>
-        </w:rPr>
-        <w:t xml:space="preserve">В первый момент я не понял, что он имеет в виду, потому что это прозвучало как его имя. Но он сразу пояснил: </w:t>
-      </w:r>
-    </w:p>
-    <w:p>
-      <w:pPr>
-        <w:rPr>
-          <w:lang w:val="ru-RU"/>
-        </w:rPr>
-      </w:pPr>
-      <w:r>
-        <w:rPr>
-          <w:lang w:val="ru-RU"/>
-        </w:rPr>
-        <w:t>— Арт. Искусство всех видов. Живопись, музыка, литература и всё прочее. Вот подумай, почему как</w:t>
-      </w:r>
-      <w:r>
-        <w:rPr>
-          <w:lang w:val="ru-RU"/>
-        </w:rPr>
-        <w:t>ая</w:t>
-      </w:r>
-      <w:r>
-        <w:rPr>
-          <w:lang w:val="ru-RU"/>
-        </w:rPr>
-        <w:t>-то картин</w:t>
-      </w:r>
-      <w:r>
-        <w:rPr>
-          <w:lang w:val="ru-RU"/>
-        </w:rPr>
-        <w:t>а</w:t>
+        <w:t xml:space="preserve">Он сделал паузу, </w:t>
+      </w:r>
+      <w:r>
+        <w:rPr>
+          <w:lang w:val="ru-RU"/>
+        </w:rPr>
+        <w:t>как будто пытаясь придать значение своим словам</w:t>
+      </w:r>
+      <w:r>
+        <w:rPr>
+          <w:lang w:val="ru-RU"/>
+        </w:rPr>
+        <w:t>.</w:t>
+      </w:r>
+    </w:p>
+    <w:p>
+      <w:pPr>
+        <w:rPr>
+          <w:lang w:val="ru-RU"/>
+        </w:rPr>
+      </w:pPr>
+      <w:r>
+        <w:rPr>
+          <w:lang w:val="ru-RU"/>
+        </w:rPr>
+        <w:t xml:space="preserve">— А вот в Пятом Варианте, — продолжил он — господствует </w:t>
+      </w:r>
+      <w:r>
+        <w:rPr>
+          <w:lang w:val="ru-RU"/>
+        </w:rPr>
+        <w:t xml:space="preserve">плюрализм — </w:t>
+      </w:r>
+      <w:r>
+        <w:rPr>
+          <w:lang w:val="ru-RU"/>
+        </w:rPr>
+        <w:t xml:space="preserve">философия о том, что у мира есть не одно и не два, а множество начал. </w:t>
+      </w:r>
+      <w:r>
+        <w:rPr>
+          <w:lang w:val="ru-RU"/>
+        </w:rPr>
+        <w:t>Есть камень, вода, воздух и огонь — они относятся к тому, что мы называем «материальным»</w:t>
+      </w:r>
+      <w:r>
+        <w:rPr>
+          <w:lang w:val="ru-RU"/>
+        </w:rPr>
+        <w:t>. А</w:t>
+      </w:r>
+      <w:r>
+        <w:rPr>
+          <w:lang w:val="ru-RU"/>
+        </w:rPr>
+        <w:t xml:space="preserve"> дальше огонь, он же свет, </w:t>
+      </w:r>
+      <w:r>
+        <w:rPr>
+          <w:lang w:val="ru-RU"/>
+        </w:rPr>
+        <w:t>переходит в то</w:t>
+      </w:r>
+      <w:r>
+        <w:rPr>
+          <w:lang w:val="ru-RU"/>
+        </w:rPr>
+        <w:t xml:space="preserve">, что они называют Тонким Полем. </w:t>
+      </w:r>
+      <w:r>
+        <w:rPr>
+          <w:lang w:val="ru-RU"/>
+        </w:rPr>
+        <w:t>А</w:t>
+      </w:r>
+      <w:r>
+        <w:rPr>
+          <w:lang w:val="ru-RU"/>
+        </w:rPr>
+        <w:t xml:space="preserve"> у </w:t>
+      </w:r>
+      <w:r>
+        <w:rPr>
+          <w:lang w:val="ru-RU"/>
+        </w:rPr>
+        <w:t>него</w:t>
+      </w:r>
+      <w:r>
+        <w:rPr>
+          <w:lang w:val="ru-RU"/>
+        </w:rPr>
+        <w:t>, как Сана тебе очень квалифицированно объяснила, тоже есть свои начала, свои ипостаси. И наше сознание присутствует во всём этом</w:t>
+      </w:r>
+      <w:r>
+        <w:rPr>
+          <w:lang w:val="ru-RU"/>
+        </w:rPr>
+        <w:t>,</w:t>
+      </w:r>
+      <w:r>
+        <w:rPr>
+          <w:lang w:val="ru-RU"/>
+        </w:rPr>
+        <w:t xml:space="preserve"> являясь, в той или иной степени, частью каждого из этих начал и</w:t>
+      </w:r>
+      <w:r>
+        <w:rPr>
+          <w:lang w:val="ru-RU"/>
+        </w:rPr>
+        <w:t xml:space="preserve"> одновременно</w:t>
+      </w:r>
+      <w:r>
+        <w:rPr>
+          <w:lang w:val="ru-RU"/>
+        </w:rPr>
+        <w:t xml:space="preserve"> вбирая в себя </w:t>
+      </w:r>
+      <w:r>
+        <w:rPr>
+          <w:lang w:val="ru-RU"/>
+        </w:rPr>
+        <w:t xml:space="preserve">часть </w:t>
+      </w:r>
+      <w:r>
+        <w:rPr>
+          <w:lang w:val="ru-RU"/>
+        </w:rPr>
+        <w:t>каждо</w:t>
+      </w:r>
+      <w:r>
+        <w:rPr>
+          <w:lang w:val="ru-RU"/>
+        </w:rPr>
+        <w:t>го</w:t>
+      </w:r>
+      <w:r>
+        <w:rPr>
+          <w:lang w:val="ru-RU"/>
+        </w:rPr>
+        <w:t xml:space="preserve"> из них. </w:t>
+      </w:r>
+    </w:p>
+    <w:p>
+      <w:pPr>
+        <w:rPr>
+          <w:lang w:val="ru-RU"/>
+        </w:rPr>
+      </w:pPr>
+      <w:r>
+        <w:rPr>
+          <w:lang w:val="ru-RU"/>
+        </w:rPr>
+        <w:t xml:space="preserve">Я подумал о том, что мне, с позиции того, что я уже увидел и узнал, эта философия, пожалуй, наиболее близка. </w:t>
+      </w:r>
+    </w:p>
+    <w:p>
+      <w:pPr>
+        <w:rPr>
+          <w:lang w:val="ru-RU"/>
+        </w:rPr>
+      </w:pPr>
+      <w:r>
+        <w:rPr>
+          <w:lang w:val="ru-RU"/>
+        </w:rPr>
+        <w:t xml:space="preserve">— А ты неплохо во всём этом разбираешься, — заметил я, чтобы опустить наш разговор с академических и философских высот снова на землю. </w:t>
+      </w:r>
+    </w:p>
+    <w:p>
+      <w:pPr>
+        <w:rPr>
+          <w:lang w:val="ru-RU"/>
+        </w:rPr>
+      </w:pPr>
+      <w:r>
+        <w:rPr>
+          <w:lang w:val="ru-RU"/>
+        </w:rPr>
+        <w:t xml:space="preserve">— </w:t>
+      </w:r>
+      <w:r>
+        <w:rPr>
+          <w:lang w:val="ru-RU"/>
+        </w:rPr>
+        <w:t xml:space="preserve">Ну да, — мне показалось, что в голосе Арта появилось некоторое смущение, — </w:t>
+      </w:r>
+      <w:r>
+        <w:rPr>
+          <w:lang w:val="ru-RU"/>
+        </w:rPr>
+        <w:t xml:space="preserve">Интересовался немного. </w:t>
+      </w:r>
+      <w:r>
+        <w:rPr>
+          <w:lang w:val="ru-RU"/>
+        </w:rPr>
+        <w:t>У нас есть довольно популярный сетевой Слой</w:t>
+      </w:r>
+      <w:r>
+        <w:rPr>
+          <w:lang w:val="ru-RU"/>
+        </w:rPr>
+        <w:t xml:space="preserve">, он называется </w:t>
+      </w:r>
+      <w:r>
+        <w:rPr>
+          <w:lang w:val="ru-RU"/>
+        </w:rPr>
+        <w:t>«</w:t>
+      </w:r>
+      <w:r>
+        <w:rPr>
+          <w:lang w:val="en-US"/>
+        </w:rPr>
+        <w:t>B</w:t>
+      </w:r>
+      <w:r>
+        <w:rPr>
+          <w:lang w:val="ru-RU"/>
+        </w:rPr>
+        <w:t>5</w:t>
+      </w:r>
+      <w:r>
+        <w:rPr>
+          <w:lang w:val="ru-RU"/>
+        </w:rPr>
+        <w:t xml:space="preserve"> равно больше </w:t>
+      </w:r>
+      <w:r>
+        <w:rPr>
+          <w:lang w:val="en-US"/>
+        </w:rPr>
+        <w:t>B</w:t>
+      </w:r>
+      <w:r>
+        <w:rPr>
+          <w:lang w:val="ru-RU"/>
+        </w:rPr>
+        <w:t>1</w:t>
+      </w:r>
+      <w:r>
+        <w:rPr>
+          <w:lang w:val="ru-RU"/>
+        </w:rPr>
+        <w:t>»</w:t>
+      </w:r>
+      <w:r>
+        <w:rPr>
+          <w:lang w:val="ru-RU"/>
+        </w:rPr>
+        <w:t>.</w:t>
+      </w:r>
+      <w:r>
+        <w:rPr>
+          <w:lang w:val="ru-RU"/>
+        </w:rPr>
+        <w:t xml:space="preserve"> Или, коротко, «В5-В1».</w:t>
       </w:r>
       <w:r>
         <w:rPr>
@@ -652,59 +1453,516 @@
         </w:rPr>
         <w:t xml:space="preserve"> </w:t>
       </w:r>
-      <w:r>
-        <w:rPr>
-          <w:lang w:val="ru-RU"/>
-        </w:rPr>
-        <w:t xml:space="preserve">— ну, </w:t>
-      </w:r>
-      <w:r>
-        <w:rPr>
-          <w:lang w:val="ru-RU"/>
-        </w:rPr>
-        <w:t>или, скажем, музыкальн</w:t>
-      </w:r>
-      <w:r>
-        <w:rPr>
-          <w:lang w:val="ru-RU"/>
-        </w:rPr>
-        <w:t>ая</w:t>
-      </w:r>
-      <w:r>
-        <w:rPr>
-          <w:lang w:val="ru-RU"/>
-        </w:rPr>
-        <w:t xml:space="preserve"> композици</w:t>
-      </w:r>
-      <w:r>
-        <w:rPr>
-          <w:lang w:val="ru-RU"/>
-        </w:rPr>
-        <w:t>я —</w:t>
-      </w:r>
-      <w:r>
-        <w:rPr>
-          <w:lang w:val="ru-RU"/>
-        </w:rPr>
-        <w:t xml:space="preserve"> вызыва</w:t>
-      </w:r>
-      <w:r>
-        <w:rPr>
-          <w:lang w:val="ru-RU"/>
-        </w:rPr>
-        <w:t>е</w:t>
-      </w:r>
-      <w:r>
-        <w:rPr>
-          <w:lang w:val="ru-RU"/>
-        </w:rPr>
-        <w:t xml:space="preserve">т </w:t>
-      </w:r>
-      <w:r>
-        <w:rPr>
-          <w:lang w:val="ru-RU"/>
-        </w:rPr>
-        <w:t>бурю эмоций у миллионов людей</w:t>
+    </w:p>
+    <w:p>
+      <w:pPr>
+        <w:rPr>
+          <w:lang w:val="ru-RU"/>
+        </w:rPr>
+      </w:pPr>
+      <w:r>
+        <w:rPr>
+          <w:lang w:val="ru-RU"/>
+        </w:rPr>
+        <w:t xml:space="preserve">Он продублировал </w:t>
+      </w:r>
+      <w:r>
+        <w:rPr>
+          <w:lang w:val="ru-RU"/>
+        </w:rPr>
+        <w:t xml:space="preserve">оба варианта </w:t>
+      </w:r>
+      <w:r>
+        <w:rPr>
+          <w:lang w:val="ru-RU"/>
+        </w:rPr>
+        <w:t>названи</w:t>
+      </w:r>
+      <w:r>
+        <w:rPr>
+          <w:lang w:val="ru-RU"/>
+        </w:rPr>
+        <w:t>я</w:t>
+      </w:r>
+      <w:r>
+        <w:rPr>
+          <w:lang w:val="ru-RU"/>
+        </w:rPr>
+        <w:t xml:space="preserve"> Слоя текстовым сообщением</w:t>
+      </w:r>
+    </w:p>
+    <w:p>
+      <w:pPr>
+        <w:rPr>
+          <w:lang w:val="ru-RU"/>
+        </w:rPr>
+      </w:pPr>
+      <w:r>
+        <w:rPr>
+          <w:lang w:val="ru-RU"/>
+        </w:rPr>
+        <w:t>В5=</w:t>
+      </w:r>
+      <w:r>
+        <w:rPr>
+          <w:lang w:val="ru-RU"/>
+        </w:rPr>
+        <w:t>&gt;</w:t>
+      </w:r>
+      <w:r>
+        <w:rPr>
+          <w:lang w:val="ru-RU"/>
+        </w:rPr>
+        <w:t>В1</w:t>
+      </w:r>
+    </w:p>
+    <w:p>
+      <w:pPr>
+        <w:rPr>
+          <w:lang w:val="ru-RU"/>
+        </w:rPr>
+      </w:pPr>
+      <w:r>
+        <w:rPr>
+          <w:lang w:val="ru-RU"/>
+        </w:rPr>
+        <w:t>В5-В1</w:t>
+      </w:r>
+    </w:p>
+    <w:p>
+      <w:pPr>
+        <w:rPr>
+          <w:lang w:val="ru-RU"/>
+        </w:rPr>
+      </w:pPr>
+      <w:r>
+        <w:rPr>
+          <w:lang w:val="ru-RU"/>
+        </w:rPr>
+        <w:t>а потом продолжил снова голосом:</w:t>
+      </w:r>
+    </w:p>
+    <w:p>
+      <w:pPr>
+        <w:rPr>
+          <w:lang w:val="ru-RU"/>
+        </w:rPr>
+      </w:pPr>
+      <w:r>
+        <w:rPr>
+          <w:lang w:val="ru-RU"/>
+        </w:rPr>
+        <w:t xml:space="preserve">— </w:t>
+      </w:r>
+      <w:r>
+        <w:rPr>
+          <w:lang w:val="ru-RU"/>
+        </w:rPr>
+        <w:t xml:space="preserve">Это, по сути, сетевой форум, сообщество фанатов Пятого Варианта. </w:t>
+      </w:r>
+    </w:p>
+    <w:p>
+      <w:pPr>
+        <w:rPr>
+          <w:lang w:val="ru-RU"/>
+        </w:rPr>
+      </w:pPr>
+      <w:r>
+        <w:rPr>
+          <w:lang w:val="ru-RU"/>
+        </w:rPr>
+        <w:t>— Есть и такие? — удивился я.</w:t>
+      </w:r>
+    </w:p>
+    <w:p>
+      <w:pPr>
+        <w:rPr>
+          <w:lang w:val="ru-RU"/>
+        </w:rPr>
+      </w:pPr>
+      <w:r>
+        <w:rPr>
+          <w:lang w:val="ru-RU"/>
+        </w:rPr>
+        <w:t>— Есть, и очень много. Слой В5=</w:t>
+      </w:r>
+      <w:r>
+        <w:rPr>
+          <w:lang w:val="ru-RU"/>
+        </w:rPr>
+        <w:t>&gt;</w:t>
+      </w:r>
+      <w:r>
+        <w:rPr>
+          <w:lang w:val="ru-RU"/>
+        </w:rPr>
+        <w:t xml:space="preserve">В1 насчитывает </w:t>
+      </w:r>
+      <w:r>
+        <w:rPr>
+          <w:lang w:val="ru-RU"/>
+        </w:rPr>
+        <w:t>больше миллиона</w:t>
+      </w:r>
+      <w:r>
+        <w:rPr>
+          <w:lang w:val="ru-RU"/>
+        </w:rPr>
+        <w:t xml:space="preserve"> пользователей. Но это, конечно, далеко не все, кто увлекается Пятым Вариантом — его историей, наукой, философией… </w:t>
+      </w:r>
+      <w:r>
+        <w:rPr>
+          <w:lang w:val="ru-RU"/>
+        </w:rPr>
+        <w:t>В основном, конечно, Филдкрафтом. Но и в</w:t>
+      </w:r>
+      <w:r>
+        <w:rPr>
+          <w:lang w:val="ru-RU"/>
+        </w:rPr>
+        <w:t>ообще всем, что с ним</w:t>
+      </w:r>
+      <w:r>
+        <w:rPr>
+          <w:lang w:val="ru-RU"/>
+        </w:rPr>
+        <w:t>, с Пятым Вариантом,</w:t>
+      </w:r>
+      <w:r>
+        <w:rPr>
+          <w:lang w:val="ru-RU"/>
+        </w:rPr>
+        <w:t xml:space="preserve"> связано. </w:t>
+      </w:r>
+    </w:p>
+    <w:p>
+      <w:pPr>
+        <w:rPr>
+          <w:lang w:val="ru-RU"/>
+        </w:rPr>
+      </w:pPr>
+      <w:r>
+        <w:rPr>
+          <w:lang w:val="ru-RU"/>
+        </w:rPr>
+        <w:t xml:space="preserve">— </w:t>
+      </w:r>
+      <w:r>
+        <w:rPr>
+          <w:lang w:val="ru-RU"/>
+        </w:rPr>
+        <w:t>Ты тоже фанат?</w:t>
+      </w:r>
+    </w:p>
+    <w:p>
+      <w:pPr>
+        <w:rPr>
+          <w:lang w:val="ru-RU"/>
+        </w:rPr>
+      </w:pPr>
+      <w:r>
+        <w:rPr>
+          <w:lang w:val="ru-RU"/>
+        </w:rPr>
+        <w:t>Мой вопрос прозвучал несколько насмешливо, и я тут же пожалел</w:t>
+      </w:r>
+      <w:r>
+        <w:rPr>
+          <w:lang w:val="ru-RU"/>
+        </w:rPr>
+        <w:t>, что его задал</w:t>
+      </w:r>
+      <w:r>
+        <w:rPr>
+          <w:lang w:val="ru-RU"/>
+        </w:rPr>
+        <w:t>. Но Арт ответил как ни в чём ни бывало:</w:t>
+      </w:r>
+    </w:p>
+    <w:p>
+      <w:pPr>
+        <w:rPr>
+          <w:lang w:val="ru-RU"/>
+        </w:rPr>
+      </w:pPr>
+      <w:r>
+        <w:rPr>
+          <w:lang w:val="ru-RU"/>
+        </w:rPr>
+        <w:t xml:space="preserve">— Нет, я бы не сказал. Мне эта тема интересна, </w:t>
+      </w:r>
+      <w:r>
+        <w:rPr>
+          <w:lang w:val="ru-RU"/>
+        </w:rPr>
+        <w:t xml:space="preserve">да, </w:t>
+      </w:r>
+      <w:r>
+        <w:rPr>
+          <w:lang w:val="ru-RU"/>
+        </w:rPr>
+        <w:t xml:space="preserve">но не до такой степени, чтобы считаться фанатом. В основном, я изучаю то, что связано с Пятым Вариантом — как, впрочем, и некоторые другие области знаний — в другом контексте. </w:t>
+      </w:r>
+    </w:p>
+    <w:p>
+      <w:pPr>
+        <w:rPr>
+          <w:lang w:val="ru-RU"/>
+        </w:rPr>
+      </w:pPr>
+      <w:r>
+        <w:rPr>
+          <w:lang w:val="ru-RU"/>
+        </w:rPr>
+        <w:t xml:space="preserve">Я сразу понял, что он имеет в виду. Но пока я пытался сформулировать вопрос или комментарий, он продолжил: </w:t>
+      </w:r>
+    </w:p>
+    <w:p>
+      <w:pPr>
+        <w:rPr>
+          <w:lang w:val="ru-RU"/>
+        </w:rPr>
+      </w:pPr>
+      <w:r>
+        <w:rPr>
+          <w:lang w:val="ru-RU"/>
+        </w:rPr>
+        <w:t xml:space="preserve">— Так вот, </w:t>
+      </w:r>
+      <w:r>
+        <w:rPr>
+          <w:lang w:val="ru-RU"/>
+        </w:rPr>
+        <w:t xml:space="preserve">возвращаясь </w:t>
+      </w:r>
+      <w:r>
+        <w:rPr>
+          <w:lang w:val="ru-RU"/>
+        </w:rPr>
+        <w:t xml:space="preserve">к </w:t>
+      </w:r>
+      <w:r>
+        <w:rPr>
+          <w:lang w:val="ru-RU"/>
+        </w:rPr>
+        <w:t>проявлениям магии и тому, как к ним относиться. В Слое В5=</w:t>
+      </w:r>
+      <w:r>
+        <w:rPr>
+          <w:lang w:val="ru-RU"/>
+        </w:rPr>
+        <w:t>&gt;</w:t>
+      </w:r>
+      <w:r>
+        <w:rPr>
+          <w:lang w:val="ru-RU"/>
+        </w:rPr>
+        <w:t xml:space="preserve">В1 есть целая ветка материалов и обсуждений, посвящённая их истории науки. И мне там показалось интересным вот что. </w:t>
+      </w:r>
+    </w:p>
+    <w:p>
+      <w:pPr>
+        <w:rPr>
+          <w:lang w:val="ru-RU"/>
+        </w:rPr>
+      </w:pPr>
+      <w:r>
+        <w:rPr>
+          <w:lang w:val="ru-RU"/>
+        </w:rPr>
+        <w:t>На каком-то историческом этапе у них, как и у нас, существовали псевдонауки — алхимия, астрология, гомеопатия</w:t>
+      </w:r>
+      <w:r>
+        <w:rPr>
+          <w:lang w:val="ru-RU"/>
+        </w:rPr>
+        <w:t>, некоторые другие</w:t>
+      </w:r>
+      <w:r>
+        <w:rPr>
+          <w:lang w:val="ru-RU"/>
+        </w:rPr>
+        <w:t xml:space="preserve">. Это было ничто иное как попытки систематизировать и объяснить явления, не укладывающиеся в </w:t>
+      </w:r>
+      <w:r>
+        <w:rPr>
+          <w:lang w:val="ru-RU"/>
+        </w:rPr>
+        <w:t xml:space="preserve">классически-научные </w:t>
+      </w:r>
+      <w:r>
+        <w:rPr>
+          <w:lang w:val="ru-RU"/>
+        </w:rPr>
+        <w:t>представлени</w:t>
+      </w:r>
+      <w:r>
+        <w:rPr>
+          <w:lang w:val="ru-RU"/>
+        </w:rPr>
+        <w:t>я</w:t>
+      </w:r>
+      <w:r>
+        <w:rPr>
+          <w:lang w:val="ru-RU"/>
+        </w:rPr>
+        <w:t xml:space="preserve"> о</w:t>
+      </w:r>
+      <w:r>
+        <w:rPr>
+          <w:lang w:val="ru-RU"/>
+        </w:rPr>
+        <w:t xml:space="preserve"> реальности</w:t>
+      </w:r>
+      <w:r>
+        <w:rPr>
+          <w:lang w:val="ru-RU"/>
+        </w:rPr>
+        <w:t xml:space="preserve">. </w:t>
+      </w:r>
+    </w:p>
+    <w:p>
+      <w:pPr>
+        <w:rPr>
+          <w:lang w:val="ru-RU"/>
+        </w:rPr>
+      </w:pPr>
+      <w:r>
+        <w:rPr>
+          <w:lang w:val="ru-RU"/>
+        </w:rPr>
+        <w:t xml:space="preserve">Но в наших с тобой Вариантах они в дальнейшем </w:t>
+      </w:r>
+      <w:r>
+        <w:rPr>
+          <w:lang w:val="ru-RU"/>
+        </w:rPr>
+        <w:t>остались</w:t>
+      </w:r>
+      <w:r>
+        <w:rPr>
+          <w:lang w:val="ru-RU"/>
+        </w:rPr>
+        <w:t xml:space="preserve"> именно что псевдонауками,</w:t>
+      </w:r>
+      <w:r>
+        <w:rPr>
+          <w:lang w:val="ru-RU"/>
+        </w:rPr>
+        <w:t xml:space="preserve"> потому что</w:t>
+      </w:r>
+      <w:r>
+        <w:rPr>
+          <w:lang w:val="ru-RU"/>
+        </w:rPr>
+        <w:t xml:space="preserve"> просто проиграли в соперничестве с наукой, которую мы теперь считаем классической и единственно верной. </w:t>
+      </w:r>
+    </w:p>
+    <w:p>
+      <w:pPr>
+        <w:rPr>
+          <w:lang w:val="ru-RU"/>
+        </w:rPr>
+      </w:pPr>
+      <w:r>
+        <w:rPr>
+          <w:lang w:val="ru-RU"/>
+        </w:rPr>
+        <w:lastRenderedPageBreak/>
+        <w:t xml:space="preserve">А в Пятом Варианте эти так называемые псевдонауки </w:t>
+      </w:r>
+      <w:r>
+        <w:rPr>
+          <w:lang w:val="ru-RU"/>
+        </w:rPr>
+        <w:t>смогли как бы обрести почву под ногами. Они освоили научный подход к исследованиям, разработали методологии, провели успешные эксперименты и систематизировали результаты. И в конечном счёте, объединив обретённые знания, они создали то, что теперь принято называть Филдкрафтом. И теперь эта область</w:t>
+      </w:r>
+      <w:r>
+        <w:rPr>
+          <w:lang w:val="ru-RU"/>
+        </w:rPr>
+        <w:t xml:space="preserve"> знаний</w:t>
+      </w:r>
+      <w:r>
+        <w:rPr>
+          <w:lang w:val="ru-RU"/>
+        </w:rPr>
+        <w:t xml:space="preserve"> так же далека от ма</w:t>
+      </w:r>
+      <w:r>
+        <w:rPr>
+          <w:lang w:val="ru-RU"/>
+        </w:rPr>
+        <w:t>гических ритуалов</w:t>
+      </w:r>
+      <w:r>
+        <w:rPr>
+          <w:lang w:val="ru-RU"/>
+        </w:rPr>
+        <w:t xml:space="preserve"> прошлого</w:t>
+      </w:r>
+      <w:r>
+        <w:rPr>
+          <w:lang w:val="ru-RU"/>
+        </w:rPr>
+        <w:t>, как наша современная медицина от практик кровопускания.</w:t>
+      </w:r>
+    </w:p>
+    <w:p>
+      <w:pPr>
+        <w:rPr>
+          <w:lang w:val="ru-RU"/>
+        </w:rPr>
+      </w:pPr>
+      <w:r>
+        <w:rPr>
+          <w:lang w:val="ru-RU"/>
+        </w:rPr>
+        <w:t>Он замолчал, давая мне возможность поразмыслить обо всём этом.</w:t>
+      </w:r>
+      <w:r>
+        <w:rPr>
+          <w:lang w:val="ru-RU"/>
+        </w:rPr>
+        <w:t xml:space="preserve"> </w:t>
+      </w:r>
+    </w:p>
+    <w:p>
+      <w:pPr>
+        <w:rPr>
+          <w:lang w:val="ru-RU"/>
+        </w:rPr>
+      </w:pPr>
+      <w:r>
+        <w:rPr>
+          <w:lang w:val="ru-RU"/>
+        </w:rPr>
+        <w:t>Через какое-то время я задал ему вопрос, на который, как мне показалось, заранее знал ответ</w:t>
+      </w:r>
+      <w:r>
+        <w:rPr>
+          <w:lang w:val="ru-RU"/>
+        </w:rPr>
+        <w:t>:</w:t>
+      </w:r>
+    </w:p>
+    <w:p>
+      <w:pPr>
+        <w:rPr>
+          <w:lang w:val="ru-RU"/>
+        </w:rPr>
+      </w:pPr>
+      <w:r>
+        <w:rPr>
+          <w:lang w:val="ru-RU"/>
+        </w:rPr>
+        <w:t xml:space="preserve">— Арт, а как ты думаешь, </w:t>
+      </w:r>
+      <w:r>
+        <w:rPr>
+          <w:lang w:val="ru-RU"/>
+        </w:rPr>
+        <w:t>почему в наших Вариантах магия не превратилась в Филдкрафт</w:t>
       </w:r>
       <w:r>
         <w:rPr>
@@ -716,61 +1974,580 @@
         <w:rPr>
           <w:lang w:val="ru-RU"/>
         </w:rPr>
-        <w:t xml:space="preserve"> А друг</w:t>
-      </w:r>
-      <w:r>
-        <w:rPr>
-          <w:lang w:val="ru-RU"/>
-        </w:rPr>
-        <w:t>ая, вроде бы почти такая же</w:t>
-      </w:r>
-      <w:r>
-        <w:rPr>
-          <w:lang w:val="ru-RU"/>
-        </w:rPr>
-        <w:t xml:space="preserve"> — нет, абсолютно ничего. </w:t>
-      </w:r>
-      <w:r>
-        <w:rPr>
-          <w:lang w:val="ru-RU"/>
-        </w:rPr>
-        <w:t xml:space="preserve">Как такое может быть? </w:t>
-      </w:r>
-      <w:r>
-        <w:rPr>
-          <w:lang w:val="ru-RU"/>
-        </w:rPr>
-        <w:t>Ведь это</w:t>
-      </w:r>
-      <w:r>
-        <w:rPr>
-          <w:lang w:val="ru-RU"/>
-        </w:rPr>
-        <w:t xml:space="preserve"> же по сути</w:t>
-      </w:r>
-      <w:r>
-        <w:rPr>
-          <w:lang w:val="ru-RU"/>
-        </w:rPr>
-        <w:t xml:space="preserve"> те же самые краски и</w:t>
-      </w:r>
-      <w:r>
-        <w:rPr>
-          <w:lang w:val="ru-RU"/>
-        </w:rPr>
-        <w:t>ли</w:t>
-      </w:r>
-      <w:r>
-        <w:rPr>
-          <w:lang w:val="ru-RU"/>
-        </w:rPr>
-        <w:t xml:space="preserve"> те же самые </w:t>
-      </w:r>
-      <w:r>
-        <w:rPr>
-          <w:lang w:val="ru-RU"/>
-        </w:rPr>
-        <w:t>ноты</w:t>
+        <w:t xml:space="preserve"> </w:t>
+      </w:r>
+    </w:p>
+    <w:p>
+      <w:pPr>
+        <w:rPr>
+          <w:lang w:val="ru-RU"/>
+        </w:rPr>
+      </w:pPr>
+      <w:r>
+        <w:rPr>
+          <w:lang w:val="ru-RU"/>
+        </w:rPr>
+        <w:t>Он ответил сразу, как будто ожида</w:t>
+      </w:r>
+      <w:r>
+        <w:rPr>
+          <w:lang w:val="ru-RU"/>
+        </w:rPr>
+        <w:t>л</w:t>
+      </w:r>
+      <w:r>
+        <w:rPr>
+          <w:lang w:val="ru-RU"/>
+        </w:rPr>
+        <w:t xml:space="preserve"> этого вопроса.</w:t>
+      </w:r>
+    </w:p>
+    <w:p>
+      <w:pPr>
+        <w:rPr>
+          <w:lang w:val="ru-RU"/>
+        </w:rPr>
+      </w:pPr>
+      <w:r>
+        <w:rPr>
+          <w:lang w:val="ru-RU"/>
+        </w:rPr>
+        <w:t>— Потому что Просветлёнными становятся далеко не все. И</w:t>
+      </w:r>
+      <w:r>
+        <w:rPr>
+          <w:lang w:val="ru-RU"/>
+        </w:rPr>
+        <w:t xml:space="preserve"> далеко не многие люди способны, п</w:t>
+      </w:r>
+      <w:r>
+        <w:rPr>
+          <w:lang w:val="ru-RU"/>
+        </w:rPr>
+        <w:t>освяти</w:t>
+      </w:r>
+      <w:r>
+        <w:rPr>
+          <w:lang w:val="ru-RU"/>
+        </w:rPr>
+        <w:t>ть</w:t>
+      </w:r>
+      <w:r>
+        <w:rPr>
+          <w:lang w:val="ru-RU"/>
+        </w:rPr>
+        <w:t xml:space="preserve"> свою жизнь </w:t>
+      </w:r>
+      <w:r>
+        <w:rPr>
+          <w:lang w:val="ru-RU"/>
+        </w:rPr>
+        <w:t xml:space="preserve">исследованиям, </w:t>
+      </w:r>
+      <w:r>
+        <w:rPr>
+          <w:lang w:val="ru-RU"/>
+        </w:rPr>
+        <w:t>эксперимент</w:t>
+      </w:r>
+      <w:r>
+        <w:rPr>
+          <w:lang w:val="ru-RU"/>
+        </w:rPr>
+        <w:t>ам</w:t>
+      </w:r>
+      <w:r>
+        <w:rPr>
+          <w:lang w:val="ru-RU"/>
+        </w:rPr>
+        <w:t xml:space="preserve"> и систематизации результатов, заранее зна</w:t>
+      </w:r>
+      <w:r>
+        <w:rPr>
+          <w:lang w:val="ru-RU"/>
+        </w:rPr>
+        <w:t>я</w:t>
+      </w:r>
+      <w:r>
+        <w:rPr>
+          <w:lang w:val="ru-RU"/>
+        </w:rPr>
+        <w:t xml:space="preserve">, что </w:t>
+      </w:r>
+      <w:r>
+        <w:rPr>
+          <w:lang w:val="ru-RU"/>
+        </w:rPr>
+        <w:t xml:space="preserve">они </w:t>
+      </w:r>
+      <w:r>
+        <w:rPr>
+          <w:lang w:val="ru-RU"/>
+        </w:rPr>
+        <w:t xml:space="preserve">никогда не смогут воспользоваться </w:t>
+      </w:r>
+      <w:r>
+        <w:rPr>
+          <w:lang w:val="ru-RU"/>
+        </w:rPr>
+        <w:t>плодами</w:t>
+      </w:r>
+      <w:r>
+        <w:rPr>
+          <w:lang w:val="ru-RU"/>
+        </w:rPr>
+        <w:t xml:space="preserve"> своей работы.</w:t>
+      </w:r>
+      <w:r>
+        <w:rPr>
+          <w:lang w:val="ru-RU"/>
+        </w:rPr>
+        <w:t xml:space="preserve"> </w:t>
+      </w:r>
+      <w:r>
+        <w:rPr>
+          <w:lang w:val="ru-RU"/>
+        </w:rPr>
+        <w:t>И</w:t>
+      </w:r>
+      <w:r>
+        <w:rPr>
+          <w:lang w:val="ru-RU"/>
+        </w:rPr>
+        <w:t xml:space="preserve">менно </w:t>
+      </w:r>
+      <w:r>
+        <w:rPr>
+          <w:lang w:val="ru-RU"/>
+        </w:rPr>
+        <w:t>это совершили многие учёные из Пятого Варианта, стоявшие у истоков Филдкрафта.</w:t>
+      </w:r>
+      <w:r>
+        <w:rPr>
+          <w:lang w:val="ru-RU"/>
+        </w:rPr>
+        <w:t xml:space="preserve"> </w:t>
+      </w:r>
+      <w:r>
+        <w:rPr>
+          <w:lang w:val="ru-RU"/>
+        </w:rPr>
+        <w:t>Они не были Просветлёнными</w:t>
+      </w:r>
+      <w:r>
+        <w:rPr>
+          <w:lang w:val="ru-RU"/>
+        </w:rPr>
+        <w:t>,</w:t>
+      </w:r>
+      <w:r>
+        <w:rPr>
+          <w:lang w:val="ru-RU"/>
+        </w:rPr>
+        <w:t xml:space="preserve"> и знали, что никогда ими не станут. Но продолжали работать. </w:t>
+      </w:r>
+      <w:r>
+        <w:rPr>
+          <w:lang w:val="ru-RU"/>
+        </w:rPr>
+        <w:t>По-моему</w:t>
+      </w:r>
+      <w:r>
+        <w:rPr>
+          <w:lang w:val="ru-RU"/>
+        </w:rPr>
+        <w:t xml:space="preserve">, в этом есть настоящее самопожертвование, и это не может не вызывать восхищения. Разумеется, так </w:t>
+      </w:r>
+      <w:r>
+        <w:rPr>
+          <w:lang w:val="ru-RU"/>
+        </w:rPr>
+        <w:t>считаю далеко</w:t>
+      </w:r>
+      <w:r>
+        <w:rPr>
+          <w:lang w:val="ru-RU"/>
+        </w:rPr>
+        <w:t xml:space="preserve"> не только я</w:t>
+      </w:r>
+      <w:r>
+        <w:rPr>
+          <w:lang w:val="ru-RU"/>
+        </w:rPr>
+        <w:t xml:space="preserve"> один</w:t>
+      </w:r>
+      <w:r>
+        <w:rPr>
+          <w:lang w:val="ru-RU"/>
+        </w:rPr>
+        <w:t xml:space="preserve">. </w:t>
+      </w:r>
+    </w:p>
+    <w:p>
+      <w:pPr>
+        <w:rPr>
+          <w:lang w:val="ru-RU"/>
+        </w:rPr>
+      </w:pPr>
+      <w:r>
+        <w:rPr>
+          <w:lang w:val="ru-RU"/>
+        </w:rPr>
+        <w:t xml:space="preserve">Я представил себя на месте одного из тех учёных, и понял, что лично я так бы не смог. О чём </w:t>
+      </w:r>
+      <w:r>
+        <w:rPr>
+          <w:lang w:val="ru-RU"/>
+        </w:rPr>
+        <w:t xml:space="preserve">я </w:t>
+      </w:r>
+      <w:r>
+        <w:rPr>
+          <w:lang w:val="ru-RU"/>
+        </w:rPr>
+        <w:t xml:space="preserve">честно и сообщил Арту. </w:t>
+      </w:r>
+    </w:p>
+    <w:p>
+      <w:pPr>
+        <w:rPr>
+          <w:lang w:val="ru-RU"/>
+        </w:rPr>
+      </w:pPr>
+      <w:r>
+        <w:rPr>
+          <w:lang w:val="ru-RU"/>
+        </w:rPr>
+        <w:t xml:space="preserve">— К счастью, тебе и не требуется, — </w:t>
+      </w:r>
+      <w:r>
+        <w:rPr>
+          <w:lang w:val="ru-RU"/>
+        </w:rPr>
+        <w:t>прокомментировал</w:t>
+      </w:r>
+      <w:r>
+        <w:rPr>
+          <w:lang w:val="ru-RU"/>
+        </w:rPr>
+        <w:t xml:space="preserve"> он.</w:t>
+      </w:r>
+    </w:p>
+    <w:p>
+      <w:pPr>
+        <w:rPr>
+          <w:lang w:val="ru-RU"/>
+        </w:rPr>
+      </w:pPr>
+      <w:r>
+        <w:rPr>
+          <w:lang w:val="ru-RU"/>
+        </w:rPr>
+        <w:t>Как мне показалось, в его голосе проскользнула лёгкая нотка зависти.</w:t>
+      </w:r>
+    </w:p>
+    <w:p>
+      <w:pPr>
+        <w:rPr>
+          <w:lang w:val="ru-RU"/>
+        </w:rPr>
+      </w:pPr>
+      <w:r>
+        <w:rPr>
+          <w:lang w:val="ru-RU"/>
+        </w:rPr>
+        <w:t>Тут я наконец сформулировал вопрос, который хотел задать раньше:</w:t>
+      </w:r>
+    </w:p>
+    <w:p>
+      <w:pPr>
+        <w:rPr>
+          <w:lang w:val="ru-RU"/>
+        </w:rPr>
+      </w:pPr>
+      <w:r>
+        <w:rPr>
+          <w:lang w:val="ru-RU"/>
+        </w:rPr>
+        <w:t>— Слушай, Арт, а тебе не кажется, что</w:t>
+      </w:r>
+      <w:r>
+        <w:rPr>
+          <w:lang w:val="ru-RU"/>
+        </w:rPr>
+        <w:t xml:space="preserve"> существование</w:t>
+      </w:r>
+      <w:r>
+        <w:rPr>
+          <w:lang w:val="ru-RU"/>
+        </w:rPr>
+        <w:t xml:space="preserve"> Тонко</w:t>
+      </w:r>
+      <w:r>
+        <w:rPr>
+          <w:lang w:val="ru-RU"/>
+        </w:rPr>
+        <w:t>го</w:t>
+      </w:r>
+      <w:r>
+        <w:rPr>
+          <w:lang w:val="ru-RU"/>
+        </w:rPr>
+        <w:t xml:space="preserve"> Пол</w:t>
+      </w:r>
+      <w:r>
+        <w:rPr>
+          <w:lang w:val="ru-RU"/>
+        </w:rPr>
+        <w:t>я</w:t>
+      </w:r>
+      <w:r>
+        <w:rPr>
+          <w:lang w:val="ru-RU"/>
+        </w:rPr>
+        <w:t xml:space="preserve"> и его информационной составляющей</w:t>
+      </w:r>
+      <w:r>
+        <w:rPr>
+          <w:lang w:val="ru-RU"/>
+        </w:rPr>
+        <w:t xml:space="preserve"> — </w:t>
+      </w:r>
+      <w:r>
+        <w:rPr>
+          <w:lang w:val="ru-RU"/>
+        </w:rPr>
+        <w:t xml:space="preserve">всё </w:t>
+      </w:r>
+      <w:r>
+        <w:rPr>
+          <w:lang w:val="ru-RU"/>
+        </w:rPr>
+        <w:t xml:space="preserve">это вполне объясняет сходство знаний и информации, которой люди владеют в разных Вариантах? Ну, то, что лежит в основе Гипотезы об Изначальных. </w:t>
+      </w:r>
+    </w:p>
+    <w:p>
+      <w:pPr>
+        <w:rPr>
+          <w:lang w:val="ru-RU"/>
+        </w:rPr>
+      </w:pPr>
+      <w:r>
+        <w:rPr>
+          <w:lang w:val="ru-RU"/>
+        </w:rPr>
+        <w:t>Я выдержал паузу. Он, молчал, казалось, ожидая, что я скажу дальше.</w:t>
+      </w:r>
+    </w:p>
+    <w:p>
+      <w:pPr>
+        <w:rPr>
+          <w:lang w:val="ru-RU"/>
+        </w:rPr>
+      </w:pPr>
+      <w:r>
+        <w:rPr>
+          <w:lang w:val="ru-RU"/>
+        </w:rPr>
+        <w:t xml:space="preserve">— И… — продолжил я, осторожно подбирая слова, — не означает ли это, что и сама эта гипотеза… </w:t>
+      </w:r>
+      <w:r>
+        <w:rPr>
+          <w:lang w:val="ru-RU"/>
+        </w:rPr>
+        <w:t xml:space="preserve">ну, что она… </w:t>
+      </w:r>
+      <w:r>
+        <w:rPr>
+          <w:lang w:val="ru-RU"/>
+        </w:rPr>
+        <w:t>может показаться не совсем состоятельной?</w:t>
+      </w:r>
+    </w:p>
+    <w:p>
+      <w:pPr>
+        <w:rPr>
+          <w:lang w:val="ru-RU"/>
+        </w:rPr>
+      </w:pPr>
+      <w:r>
+        <w:rPr>
+          <w:lang w:val="ru-RU"/>
+        </w:rPr>
+        <w:t xml:space="preserve">— В точности наоборот! </w:t>
+      </w:r>
+      <w:r>
+        <w:rPr>
+          <w:lang w:val="ru-RU"/>
+        </w:rPr>
+        <w:t xml:space="preserve">— как будто дождавшись подходящего момента для ответа, </w:t>
+      </w:r>
+      <w:r>
+        <w:rPr>
+          <w:lang w:val="ru-RU"/>
+        </w:rPr>
+        <w:t>торжествующе</w:t>
+      </w:r>
+      <w:r>
+        <w:rPr>
+          <w:lang w:val="ru-RU"/>
+        </w:rPr>
+        <w:t xml:space="preserve"> выпалил он. </w:t>
+      </w:r>
+    </w:p>
+    <w:p>
+      <w:pPr>
+        <w:rPr>
+          <w:lang w:val="ru-RU"/>
+        </w:rPr>
+      </w:pPr>
+      <w:r>
+        <w:rPr>
+          <w:lang w:val="ru-RU"/>
+        </w:rPr>
+        <w:t xml:space="preserve">Я почувствовал искреннее облегчение. </w:t>
+      </w:r>
+    </w:p>
+    <w:p>
+      <w:pPr>
+        <w:rPr>
+          <w:lang w:val="ru-RU"/>
+        </w:rPr>
+      </w:pPr>
+      <w:r>
+        <w:rPr>
+          <w:lang w:val="ru-RU"/>
+        </w:rPr>
+        <w:t xml:space="preserve">— Информационная ипостась Поля, — начал объяснять </w:t>
+      </w:r>
+      <w:r>
+        <w:rPr>
+          <w:lang w:val="ru-RU"/>
+        </w:rPr>
+        <w:t>Арт</w:t>
+      </w:r>
+      <w:r>
+        <w:rPr>
+          <w:lang w:val="ru-RU"/>
+        </w:rPr>
+        <w:t xml:space="preserve">, явно излагая то, что ранее хорошо продумал, — </w:t>
+      </w:r>
+      <w:r>
+        <w:rPr>
+          <w:lang w:val="ru-RU"/>
+        </w:rPr>
+        <w:t>это</w:t>
+      </w:r>
+      <w:r>
+        <w:rPr>
+          <w:lang w:val="ru-RU"/>
+        </w:rPr>
+        <w:t xml:space="preserve"> механизм передачи информации между Вариантами. Но </w:t>
+      </w:r>
+      <w:r>
+        <w:rPr>
+          <w:lang w:val="ru-RU"/>
+        </w:rPr>
+        <w:t>по-прежнему остаётся вопрос: кто этот механизм контролирует и использует?</w:t>
+      </w:r>
+    </w:p>
+    <w:p>
+      <w:pPr>
+        <w:rPr>
+          <w:lang w:val="ru-RU"/>
+        </w:rPr>
+      </w:pPr>
+      <w:r>
+        <w:rPr>
+          <w:lang w:val="ru-RU"/>
+        </w:rPr>
+        <w:t xml:space="preserve">Если бы вся информация во всех Вариантах была </w:t>
+      </w:r>
+      <w:r>
+        <w:rPr>
+          <w:lang w:val="ru-RU"/>
+        </w:rPr>
+        <w:t>просто</w:t>
+      </w:r>
+      <w:r>
+        <w:rPr>
+          <w:lang w:val="ru-RU"/>
+        </w:rPr>
+        <w:t xml:space="preserve"> одинаково доступна для всех,</w:t>
+      </w:r>
+      <w:r>
+        <w:rPr>
+          <w:lang w:val="ru-RU"/>
+        </w:rPr>
+        <w:t xml:space="preserve"> то она проявляла бы себя как информационный «шум». То есть какие-то её куски проявлялись бы спонтанно, хаотично и бессистемно. </w:t>
+      </w:r>
+      <w:r>
+        <w:rPr>
+          <w:lang w:val="ru-RU"/>
+        </w:rPr>
+        <w:t>А это значит, что, н</w:t>
+      </w:r>
+      <w:r>
+        <w:rPr>
+          <w:lang w:val="ru-RU"/>
+        </w:rPr>
+        <w:t xml:space="preserve">апример, с огромной, практически стопроцентной вероятностью важные, фундаментальные открытия происходили бы во всех Вариантах почти одновременно. А этого, как мы с тобой обсудили ранее, не происходит. Аграв, к примеру, давно открыли бы наверняка везде. А до появления Врат, как тебе известно, о нём знали только у нас и в Седьмом. </w:t>
+      </w:r>
+    </w:p>
+    <w:p>
+      <w:pPr>
+        <w:rPr>
+          <w:lang w:val="ru-RU"/>
+        </w:rPr>
+      </w:pPr>
+      <w:r>
+        <w:rPr>
+          <w:lang w:val="ru-RU"/>
+        </w:rPr>
+        <w:lastRenderedPageBreak/>
+        <w:t>Так что, повторяю, вопрос о том, кто контролирует передачу информации между Вариантами</w:t>
+      </w:r>
+      <w:r>
+        <w:rPr>
+          <w:lang w:val="ru-RU"/>
+        </w:rPr>
+        <w:t>,</w:t>
+      </w:r>
+      <w:r>
+        <w:rPr>
+          <w:lang w:val="ru-RU"/>
+        </w:rPr>
+        <w:t xml:space="preserve"> —</w:t>
+      </w:r>
+      <w:r>
+        <w:rPr>
+          <w:lang w:val="ru-RU"/>
+        </w:rPr>
+        <w:t xml:space="preserve"> </w:t>
+      </w:r>
+      <w:r>
+        <w:rPr>
+          <w:lang w:val="ru-RU"/>
+        </w:rPr>
+        <w:t>остаётся</w:t>
+      </w:r>
+      <w:r>
+        <w:rPr>
+          <w:lang w:val="ru-RU"/>
+        </w:rPr>
+        <w:t xml:space="preserve"> </w:t>
+      </w:r>
+      <w:r>
+        <w:rPr>
+          <w:lang w:val="ru-RU"/>
+        </w:rPr>
+        <w:t>вопросом</w:t>
+      </w:r>
+      <w:r>
+        <w:rPr>
+          <w:lang w:val="ru-RU"/>
+        </w:rPr>
+        <w:t>. И логичным предположительным ответом на этот вопрос было бы то, что это делает тот — или те, — кто эти Варианты создал. Так что Гипотеза не просто жива</w:t>
       </w:r>
       <w:r>
         <w:rPr>
@@ -784,1695 +2561,6 @@
         </w:rPr>
         <w:t xml:space="preserve"> </w:t>
       </w:r>
-    </w:p>
-    <w:p>
-      <w:pPr>
-        <w:rPr>
-          <w:lang w:val="ru-RU"/>
-        </w:rPr>
-      </w:pPr>
-      <w:r>
-        <w:rPr>
-          <w:lang w:val="ru-RU"/>
-        </w:rPr>
-        <w:t xml:space="preserve">Я молчал, обдумывая его слова и </w:t>
-      </w:r>
-      <w:r>
-        <w:rPr>
-          <w:lang w:val="ru-RU"/>
-        </w:rPr>
-        <w:t>не находя, что на это можно возразить.</w:t>
-      </w:r>
-    </w:p>
-    <w:p>
-      <w:pPr>
-        <w:rPr>
-          <w:lang w:val="ru-RU"/>
-        </w:rPr>
-      </w:pPr>
-      <w:r>
-        <w:rPr>
-          <w:lang w:val="ru-RU"/>
-        </w:rPr>
-        <w:t>— Ну или ещё пример, — продолжил Арт. — На этот раз не о каких-то эфемерных вещах, а о реальных, физических явлениях, причём научно доказанных. Эффект плацебо и ноцебо — слышал о таких?</w:t>
-      </w:r>
-    </w:p>
-    <w:p>
-      <w:pPr>
-        <w:rPr>
-          <w:lang w:val="ru-RU"/>
-        </w:rPr>
-      </w:pPr>
-      <w:r>
-        <w:rPr>
-          <w:lang w:val="ru-RU"/>
-        </w:rPr>
-        <w:t>— Ну разумеется, — сразу ответил я.</w:t>
-      </w:r>
-    </w:p>
-    <w:p>
-      <w:pPr>
-        <w:rPr>
-          <w:lang w:val="ru-RU"/>
-        </w:rPr>
-      </w:pPr>
-      <w:r>
-        <w:rPr>
-          <w:lang w:val="ru-RU"/>
-        </w:rPr>
-        <w:t>— Пример самого явного, физического проявления — это когда люди получают реальный ожог, прикасаясь к холодному предмету, если верят, абсолютно убеждены, что он горячий.</w:t>
-      </w:r>
-    </w:p>
-    <w:p>
-      <w:pPr>
-        <w:rPr>
-          <w:lang w:val="ru-RU"/>
-        </w:rPr>
-      </w:pPr>
-      <w:r>
-        <w:rPr>
-          <w:lang w:val="ru-RU"/>
-        </w:rPr>
-        <w:t xml:space="preserve">Я невольно улыбнулся, вспомнив </w:t>
-      </w:r>
-      <w:r>
-        <w:rPr>
-          <w:lang w:val="ru-RU"/>
-        </w:rPr>
-        <w:t xml:space="preserve">Сану, прикасающуюся к </w:t>
-      </w:r>
-      <w:r>
-        <w:rPr>
-          <w:lang w:val="ru-RU"/>
-        </w:rPr>
-        <w:t>танцующ</w:t>
-      </w:r>
-      <w:r>
-        <w:rPr>
-          <w:lang w:val="ru-RU"/>
-        </w:rPr>
-        <w:t>ему</w:t>
-      </w:r>
-      <w:r>
-        <w:rPr>
-          <w:lang w:val="ru-RU"/>
-        </w:rPr>
-        <w:t xml:space="preserve"> в воздухе </w:t>
-      </w:r>
-      <w:r>
-        <w:rPr>
-          <w:lang w:val="ru-RU"/>
-        </w:rPr>
-        <w:t>огоньку</w:t>
-      </w:r>
-      <w:r>
-        <w:rPr>
-          <w:lang w:val="ru-RU"/>
-        </w:rPr>
-        <w:t>.</w:t>
-      </w:r>
-      <w:r>
-        <w:rPr>
-          <w:lang w:val="ru-RU"/>
-        </w:rPr>
-        <w:t xml:space="preserve"> И тут же снова вернулся </w:t>
-      </w:r>
-      <w:r>
-        <w:rPr>
-          <w:lang w:val="ru-RU"/>
-        </w:rPr>
-        <w:t xml:space="preserve">мыслями </w:t>
-      </w:r>
-      <w:r>
-        <w:rPr>
-          <w:lang w:val="ru-RU"/>
-        </w:rPr>
-        <w:t>к тому, о чём говорил Арт.</w:t>
-      </w:r>
-    </w:p>
-    <w:p>
-      <w:pPr>
-        <w:rPr>
-          <w:lang w:val="ru-RU"/>
-        </w:rPr>
-      </w:pPr>
-      <w:r>
-        <w:rPr>
-          <w:lang w:val="ru-RU"/>
-        </w:rPr>
-        <w:t>— Но ведь это с</w:t>
-      </w:r>
-      <w:r>
-        <w:rPr>
-          <w:lang w:val="ru-RU"/>
-        </w:rPr>
-        <w:t>амовнушение, — всё-таки не удержался я от скептического замечания. — Этот ожог создаёт сознание этого человека.</w:t>
-      </w:r>
-    </w:p>
-    <w:p>
-      <w:pPr>
-        <w:rPr>
-          <w:lang w:val="ru-RU"/>
-        </w:rPr>
-      </w:pPr>
-      <w:r>
-        <w:rPr>
-          <w:lang w:val="ru-RU"/>
-        </w:rPr>
-        <w:t>— Именно, — неожиданно согласился Арт. — Но что такое сознание и что такое материя? И что из них первично? Это, знаешь ли, основной вопрос.</w:t>
-      </w:r>
-    </w:p>
-    <w:p>
-      <w:pPr>
-        <w:rPr>
-          <w:lang w:val="ru-RU"/>
-        </w:rPr>
-      </w:pPr>
-      <w:r>
-        <w:rPr>
-          <w:lang w:val="ru-RU"/>
-        </w:rPr>
-        <w:t xml:space="preserve">В его тоне, точно переданном голосовым сообщением </w:t>
-      </w:r>
-      <w:r>
-        <w:rPr>
-          <w:lang w:val="en-US"/>
-        </w:rPr>
-        <w:t>e</w:t>
-      </w:r>
-      <w:r>
-        <w:rPr>
-          <w:lang w:val="ru-RU"/>
-        </w:rPr>
-        <w:t>2</w:t>
-      </w:r>
-      <w:r>
-        <w:rPr>
-          <w:lang w:val="en-US"/>
-        </w:rPr>
-        <w:t>n</w:t>
-      </w:r>
-      <w:r>
-        <w:rPr>
-          <w:lang w:val="ru-RU"/>
-        </w:rPr>
-        <w:t xml:space="preserve"> интерфейса, прозвучал сарказм старика-философа.</w:t>
-      </w:r>
-    </w:p>
-    <w:p>
-      <w:pPr>
-        <w:rPr>
-          <w:lang w:val="ru-RU"/>
-        </w:rPr>
-      </w:pPr>
-      <w:r>
-        <w:rPr>
-          <w:lang w:val="ru-RU"/>
-        </w:rPr>
-        <w:t>— В твоём и в моём Варианте в зависимости от ответа на этот вопрос философы делятся на материалистов и идеалистов. Первые считают, что первична материя</w:t>
-      </w:r>
-      <w:r>
-        <w:rPr>
-          <w:lang w:val="ru-RU"/>
-        </w:rPr>
-        <w:t xml:space="preserve">, что сознание — это порождение нашего физического мозга. А вторые наоборот — что весь так называемый </w:t>
-      </w:r>
-      <w:r>
-        <w:rPr>
-          <w:lang w:val="ru-RU"/>
-        </w:rPr>
-        <w:t>материальный</w:t>
-      </w:r>
-      <w:r>
-        <w:rPr>
-          <w:lang w:val="ru-RU"/>
-        </w:rPr>
-        <w:t xml:space="preserve"> мир —</w:t>
-      </w:r>
-      <w:r>
-        <w:rPr>
-          <w:lang w:val="ru-RU"/>
-        </w:rPr>
-        <w:t xml:space="preserve"> </w:t>
-      </w:r>
-      <w:r>
-        <w:rPr>
-          <w:lang w:val="ru-RU"/>
-        </w:rPr>
-        <w:t xml:space="preserve">это всего лишь порождение нашего сознания, и без него </w:t>
-      </w:r>
-      <w:r>
-        <w:rPr>
-          <w:lang w:val="ru-RU"/>
-        </w:rPr>
-        <w:t xml:space="preserve">он </w:t>
-      </w:r>
-      <w:r>
-        <w:rPr>
-          <w:lang w:val="ru-RU"/>
-        </w:rPr>
-        <w:t xml:space="preserve">не существует. </w:t>
-      </w:r>
-    </w:p>
-    <w:p>
-      <w:pPr>
-        <w:rPr>
-          <w:lang w:val="ru-RU"/>
-        </w:rPr>
-      </w:pPr>
-      <w:r>
-        <w:rPr>
-          <w:lang w:val="ru-RU"/>
-        </w:rPr>
-        <w:t xml:space="preserve">Тут я вспомнил о том, как моё упоминание о сознании, о том, что для того, чтобы увидеть Тонкое Поле, нужно отпустить его, опуститься глубже — как эти мои слова неожиданно заставили Сану задуматься, а потом, по-видимому, отказаться от дальнейшего преподавания мне урока теории Филдкрафта. </w:t>
-      </w:r>
-    </w:p>
-    <w:p>
-      <w:pPr>
-        <w:rPr>
-          <w:lang w:val="ru-RU"/>
-        </w:rPr>
-      </w:pPr>
-      <w:r>
-        <w:rPr>
-          <w:lang w:val="ru-RU"/>
-        </w:rPr>
-        <w:t xml:space="preserve">Я снова </w:t>
-      </w:r>
-      <w:r>
-        <w:rPr>
-          <w:lang w:val="ru-RU"/>
-        </w:rPr>
-        <w:t>заставил себя</w:t>
-      </w:r>
-      <w:r>
-        <w:rPr>
-          <w:lang w:val="ru-RU"/>
-        </w:rPr>
-        <w:t xml:space="preserve"> не отвлекаться и сосредоточиться на словах Арта. </w:t>
-      </w:r>
-      <w:r>
-        <w:rPr>
-          <w:lang w:val="ru-RU"/>
-        </w:rPr>
-        <w:t>Он продолжал:</w:t>
-      </w:r>
-    </w:p>
-    <w:p>
-      <w:pPr>
-        <w:rPr>
-          <w:lang w:val="ru-RU"/>
-        </w:rPr>
-      </w:pPr>
-      <w:r>
-        <w:rPr>
-          <w:lang w:val="ru-RU"/>
-        </w:rPr>
-        <w:t>— Есть ещё те, кто не выбирает одно из двух, а считает, что материя и сознание — это две одинаково важные части одного целого. Это называется «дуализм».</w:t>
-      </w:r>
-    </w:p>
-    <w:p>
-      <w:pPr>
-        <w:rPr>
-          <w:lang w:val="ru-RU"/>
-        </w:rPr>
-      </w:pPr>
-      <w:r>
-        <w:rPr>
-          <w:lang w:val="ru-RU"/>
-        </w:rPr>
-        <w:t xml:space="preserve">Он сделал паузу, </w:t>
-      </w:r>
-      <w:r>
-        <w:rPr>
-          <w:lang w:val="ru-RU"/>
-        </w:rPr>
-        <w:t>как будто пытаясь придать значение своим словам</w:t>
-      </w:r>
-      <w:r>
-        <w:rPr>
-          <w:lang w:val="ru-RU"/>
-        </w:rPr>
-        <w:t>.</w:t>
-      </w:r>
-    </w:p>
-    <w:p>
-      <w:pPr>
-        <w:rPr>
-          <w:lang w:val="ru-RU"/>
-        </w:rPr>
-      </w:pPr>
-      <w:r>
-        <w:rPr>
-          <w:lang w:val="ru-RU"/>
-        </w:rPr>
-        <w:lastRenderedPageBreak/>
-        <w:t xml:space="preserve">— А вот в Пятом Варианте, — продолжил он — господствует </w:t>
-      </w:r>
-      <w:r>
-        <w:rPr>
-          <w:lang w:val="ru-RU"/>
-        </w:rPr>
-        <w:t xml:space="preserve">плюрализм — </w:t>
-      </w:r>
-      <w:r>
-        <w:rPr>
-          <w:lang w:val="ru-RU"/>
-        </w:rPr>
-        <w:t xml:space="preserve">философия о том, что у мира есть не одно и не два, а множество начал. </w:t>
-      </w:r>
-      <w:r>
-        <w:rPr>
-          <w:lang w:val="ru-RU"/>
-        </w:rPr>
-        <w:t>Есть камень, вода, воздух и огонь — они относятся к тому, что мы называем «материальным»</w:t>
-      </w:r>
-      <w:r>
-        <w:rPr>
-          <w:lang w:val="ru-RU"/>
-        </w:rPr>
-        <w:t>. А</w:t>
-      </w:r>
-      <w:r>
-        <w:rPr>
-          <w:lang w:val="ru-RU"/>
-        </w:rPr>
-        <w:t xml:space="preserve"> дальше огонь, он же свет, </w:t>
-      </w:r>
-      <w:r>
-        <w:rPr>
-          <w:lang w:val="ru-RU"/>
-        </w:rPr>
-        <w:t>переходит в то</w:t>
-      </w:r>
-      <w:r>
-        <w:rPr>
-          <w:lang w:val="ru-RU"/>
-        </w:rPr>
-        <w:t xml:space="preserve">, что они называют Тонким Полем. </w:t>
-      </w:r>
-      <w:r>
-        <w:rPr>
-          <w:lang w:val="ru-RU"/>
-        </w:rPr>
-        <w:t>А</w:t>
-      </w:r>
-      <w:r>
-        <w:rPr>
-          <w:lang w:val="ru-RU"/>
-        </w:rPr>
-        <w:t xml:space="preserve"> у </w:t>
-      </w:r>
-      <w:r>
-        <w:rPr>
-          <w:lang w:val="ru-RU"/>
-        </w:rPr>
-        <w:t>него</w:t>
-      </w:r>
-      <w:r>
-        <w:rPr>
-          <w:lang w:val="ru-RU"/>
-        </w:rPr>
-        <w:t>, как Сана тебе очень квалифицированно объяснила, тоже есть свои начала, свои ипостаси. И наше сознание присутствует во всём этом</w:t>
-      </w:r>
-      <w:r>
-        <w:rPr>
-          <w:lang w:val="ru-RU"/>
-        </w:rPr>
-        <w:t>,</w:t>
-      </w:r>
-      <w:r>
-        <w:rPr>
-          <w:lang w:val="ru-RU"/>
-        </w:rPr>
-        <w:t xml:space="preserve"> являясь, в той или иной степени, частью каждого из этих начал и</w:t>
-      </w:r>
-      <w:r>
-        <w:rPr>
-          <w:lang w:val="ru-RU"/>
-        </w:rPr>
-        <w:t xml:space="preserve"> одновременно</w:t>
-      </w:r>
-      <w:r>
-        <w:rPr>
-          <w:lang w:val="ru-RU"/>
-        </w:rPr>
-        <w:t xml:space="preserve"> вбирая в себя </w:t>
-      </w:r>
-      <w:r>
-        <w:rPr>
-          <w:lang w:val="ru-RU"/>
-        </w:rPr>
-        <w:t xml:space="preserve">часть </w:t>
-      </w:r>
-      <w:r>
-        <w:rPr>
-          <w:lang w:val="ru-RU"/>
-        </w:rPr>
-        <w:t>каждо</w:t>
-      </w:r>
-      <w:r>
-        <w:rPr>
-          <w:lang w:val="ru-RU"/>
-        </w:rPr>
-        <w:t>го</w:t>
-      </w:r>
-      <w:r>
-        <w:rPr>
-          <w:lang w:val="ru-RU"/>
-        </w:rPr>
-        <w:t xml:space="preserve"> из них. </w:t>
-      </w:r>
-    </w:p>
-    <w:p>
-      <w:pPr>
-        <w:rPr>
-          <w:lang w:val="ru-RU"/>
-        </w:rPr>
-      </w:pPr>
-      <w:r>
-        <w:rPr>
-          <w:lang w:val="ru-RU"/>
-        </w:rPr>
-        <w:t xml:space="preserve">Я подумал о том, что мне, с позиции того, что я уже увидел и узнал, эта философия, пожалуй, наиболее близка. </w:t>
-      </w:r>
-    </w:p>
-    <w:p>
-      <w:pPr>
-        <w:rPr>
-          <w:lang w:val="ru-RU"/>
-        </w:rPr>
-      </w:pPr>
-      <w:r>
-        <w:rPr>
-          <w:lang w:val="ru-RU"/>
-        </w:rPr>
-        <w:t xml:space="preserve">— А ты неплохо во всём этом разбираешься, — заметил я, чтобы опустить наш разговор с академических и философских высот снова на землю. </w:t>
-      </w:r>
-    </w:p>
-    <w:p>
-      <w:pPr>
-        <w:rPr>
-          <w:lang w:val="ru-RU"/>
-        </w:rPr>
-      </w:pPr>
-      <w:r>
-        <w:rPr>
-          <w:lang w:val="ru-RU"/>
-        </w:rPr>
-        <w:t xml:space="preserve">— </w:t>
-      </w:r>
-      <w:r>
-        <w:rPr>
-          <w:lang w:val="ru-RU"/>
-        </w:rPr>
-        <w:t xml:space="preserve">Ну да, — мне показалось, что в голосе Арта появилось некоторое смущение, — </w:t>
-      </w:r>
-      <w:r>
-        <w:rPr>
-          <w:lang w:val="ru-RU"/>
-        </w:rPr>
-        <w:t xml:space="preserve">Интересовался немного. </w:t>
-      </w:r>
-      <w:r>
-        <w:rPr>
-          <w:lang w:val="ru-RU"/>
-        </w:rPr>
-        <w:t>У нас есть довольно популярный сетевой Слой</w:t>
-      </w:r>
-      <w:r>
-        <w:rPr>
-          <w:lang w:val="ru-RU"/>
-        </w:rPr>
-        <w:t xml:space="preserve">, он называется </w:t>
-      </w:r>
-      <w:r>
-        <w:rPr>
-          <w:lang w:val="ru-RU"/>
-        </w:rPr>
-        <w:t>«</w:t>
-      </w:r>
-      <w:r>
-        <w:rPr>
-          <w:lang w:val="en-US"/>
-        </w:rPr>
-        <w:t>B</w:t>
-      </w:r>
-      <w:r>
-        <w:rPr>
-          <w:lang w:val="ru-RU"/>
-        </w:rPr>
-        <w:t>5</w:t>
-      </w:r>
-      <w:r>
-        <w:rPr>
-          <w:lang w:val="ru-RU"/>
-        </w:rPr>
-        <w:t xml:space="preserve"> равно больше </w:t>
-      </w:r>
-      <w:r>
-        <w:rPr>
-          <w:lang w:val="en-US"/>
-        </w:rPr>
-        <w:t>B</w:t>
-      </w:r>
-      <w:r>
-        <w:rPr>
-          <w:lang w:val="ru-RU"/>
-        </w:rPr>
-        <w:t>1</w:t>
-      </w:r>
-      <w:r>
-        <w:rPr>
-          <w:lang w:val="ru-RU"/>
-        </w:rPr>
-        <w:t>»</w:t>
-      </w:r>
-      <w:r>
-        <w:rPr>
-          <w:lang w:val="ru-RU"/>
-        </w:rPr>
-        <w:t>.</w:t>
-      </w:r>
-      <w:r>
-        <w:rPr>
-          <w:lang w:val="ru-RU"/>
-        </w:rPr>
-        <w:t xml:space="preserve"> Или, коротко, «В5-В1».</w:t>
-      </w:r>
-      <w:r>
-        <w:rPr>
-          <w:lang w:val="ru-RU"/>
-        </w:rPr>
-        <w:t xml:space="preserve"> </w:t>
-      </w:r>
-    </w:p>
-    <w:p>
-      <w:pPr>
-        <w:rPr>
-          <w:lang w:val="ru-RU"/>
-        </w:rPr>
-      </w:pPr>
-      <w:r>
-        <w:rPr>
-          <w:lang w:val="ru-RU"/>
-        </w:rPr>
-        <w:t xml:space="preserve">Он продублировал </w:t>
-      </w:r>
-      <w:r>
-        <w:rPr>
-          <w:lang w:val="ru-RU"/>
-        </w:rPr>
-        <w:t xml:space="preserve">оба варианта </w:t>
-      </w:r>
-      <w:r>
-        <w:rPr>
-          <w:lang w:val="ru-RU"/>
-        </w:rPr>
-        <w:t>названи</w:t>
-      </w:r>
-      <w:r>
-        <w:rPr>
-          <w:lang w:val="ru-RU"/>
-        </w:rPr>
-        <w:t>я</w:t>
-      </w:r>
-      <w:r>
-        <w:rPr>
-          <w:lang w:val="ru-RU"/>
-        </w:rPr>
-        <w:t xml:space="preserve"> Слоя текстовым сообщением</w:t>
-      </w:r>
-    </w:p>
-    <w:p>
-      <w:pPr>
-        <w:rPr>
-          <w:lang w:val="ru-RU"/>
-        </w:rPr>
-      </w:pPr>
-      <w:r>
-        <w:rPr>
-          <w:lang w:val="ru-RU"/>
-        </w:rPr>
-        <w:t>В5=</w:t>
-      </w:r>
-      <w:r>
-        <w:rPr>
-          <w:lang w:val="ru-RU"/>
-        </w:rPr>
-        <w:t>&gt;</w:t>
-      </w:r>
-      <w:r>
-        <w:rPr>
-          <w:lang w:val="ru-RU"/>
-        </w:rPr>
-        <w:t>В1</w:t>
-      </w:r>
-    </w:p>
-    <w:p>
-      <w:pPr>
-        <w:rPr>
-          <w:lang w:val="ru-RU"/>
-        </w:rPr>
-      </w:pPr>
-      <w:r>
-        <w:rPr>
-          <w:lang w:val="ru-RU"/>
-        </w:rPr>
-        <w:t>В5-В1</w:t>
-      </w:r>
-    </w:p>
-    <w:p>
-      <w:pPr>
-        <w:rPr>
-          <w:lang w:val="ru-RU"/>
-        </w:rPr>
-      </w:pPr>
-      <w:r>
-        <w:rPr>
-          <w:lang w:val="ru-RU"/>
-        </w:rPr>
-        <w:t>а потом продолжил снова голосом:</w:t>
-      </w:r>
-    </w:p>
-    <w:p>
-      <w:pPr>
-        <w:rPr>
-          <w:lang w:val="ru-RU"/>
-        </w:rPr>
-      </w:pPr>
-      <w:r>
-        <w:rPr>
-          <w:lang w:val="ru-RU"/>
-        </w:rPr>
-        <w:t xml:space="preserve">— </w:t>
-      </w:r>
-      <w:r>
-        <w:rPr>
-          <w:lang w:val="ru-RU"/>
-        </w:rPr>
-        <w:t xml:space="preserve">Это, по сути, сетевой форум, сообщество фанатов Пятого Варианта. </w:t>
-      </w:r>
-    </w:p>
-    <w:p>
-      <w:pPr>
-        <w:rPr>
-          <w:lang w:val="ru-RU"/>
-        </w:rPr>
-      </w:pPr>
-      <w:r>
-        <w:rPr>
-          <w:lang w:val="ru-RU"/>
-        </w:rPr>
-        <w:t>— Есть и такие? — удивился я.</w:t>
-      </w:r>
-    </w:p>
-    <w:p>
-      <w:pPr>
-        <w:rPr>
-          <w:lang w:val="ru-RU"/>
-        </w:rPr>
-      </w:pPr>
-      <w:r>
-        <w:rPr>
-          <w:lang w:val="ru-RU"/>
-        </w:rPr>
-        <w:t>— Есть, и очень много. Слой В5=</w:t>
-      </w:r>
-      <w:r>
-        <w:rPr>
-          <w:lang w:val="ru-RU"/>
-        </w:rPr>
-        <w:t>&gt;</w:t>
-      </w:r>
-      <w:r>
-        <w:rPr>
-          <w:lang w:val="ru-RU"/>
-        </w:rPr>
-        <w:t xml:space="preserve">В1 насчитывает несколько миллионов пользователей. Но это, конечно, далеко не все, кто увлекается Пятым Вариантом — его историей, наукой, философией… </w:t>
-      </w:r>
-      <w:r>
-        <w:rPr>
-          <w:lang w:val="ru-RU"/>
-        </w:rPr>
-        <w:t>В основном, конечно, Филдкрафтом. Но и в</w:t>
-      </w:r>
-      <w:r>
-        <w:rPr>
-          <w:lang w:val="ru-RU"/>
-        </w:rPr>
-        <w:t>ообще всем, что с ним</w:t>
-      </w:r>
-      <w:r>
-        <w:rPr>
-          <w:lang w:val="ru-RU"/>
-        </w:rPr>
-        <w:t>, с Пятым Вариантом,</w:t>
-      </w:r>
-      <w:r>
-        <w:rPr>
-          <w:lang w:val="ru-RU"/>
-        </w:rPr>
-        <w:t xml:space="preserve"> связано. </w:t>
-      </w:r>
-    </w:p>
-    <w:p>
-      <w:pPr>
-        <w:rPr>
-          <w:lang w:val="ru-RU"/>
-        </w:rPr>
-      </w:pPr>
-      <w:r>
-        <w:rPr>
-          <w:lang w:val="ru-RU"/>
-        </w:rPr>
-        <w:t xml:space="preserve">— </w:t>
-      </w:r>
-      <w:r>
-        <w:rPr>
-          <w:lang w:val="ru-RU"/>
-        </w:rPr>
-        <w:t>Ты тоже фанат?</w:t>
-      </w:r>
-    </w:p>
-    <w:p>
-      <w:pPr>
-        <w:rPr>
-          <w:lang w:val="ru-RU"/>
-        </w:rPr>
-      </w:pPr>
-      <w:r>
-        <w:rPr>
-          <w:lang w:val="ru-RU"/>
-        </w:rPr>
-        <w:t>Мой вопрос прозвучал несколько насмешливо, и я тут же пожалел</w:t>
-      </w:r>
-      <w:r>
-        <w:rPr>
-          <w:lang w:val="ru-RU"/>
-        </w:rPr>
-        <w:t>, что его задал</w:t>
-      </w:r>
-      <w:r>
-        <w:rPr>
-          <w:lang w:val="ru-RU"/>
-        </w:rPr>
-        <w:t>. Но Арт ответил как ни в чём ни бывало:</w:t>
-      </w:r>
-    </w:p>
-    <w:p>
-      <w:pPr>
-        <w:rPr>
-          <w:lang w:val="ru-RU"/>
-        </w:rPr>
-      </w:pPr>
-      <w:r>
-        <w:rPr>
-          <w:lang w:val="ru-RU"/>
-        </w:rPr>
-        <w:t xml:space="preserve">— Нет, я бы не сказал. Мне эта тема интересна, </w:t>
-      </w:r>
-      <w:r>
-        <w:rPr>
-          <w:lang w:val="ru-RU"/>
-        </w:rPr>
-        <w:t xml:space="preserve">да, </w:t>
-      </w:r>
-      <w:r>
-        <w:rPr>
-          <w:lang w:val="ru-RU"/>
-        </w:rPr>
-        <w:t xml:space="preserve">но не до такой степени, чтобы считаться фанатом. В основном, я изучаю то, что связано с Пятым Вариантом — как, впрочем, и некоторые другие области знаний — в другом контексте. </w:t>
-      </w:r>
-    </w:p>
-    <w:p>
-      <w:pPr>
-        <w:rPr>
-          <w:lang w:val="ru-RU"/>
-        </w:rPr>
-      </w:pPr>
-      <w:r>
-        <w:rPr>
-          <w:lang w:val="ru-RU"/>
-        </w:rPr>
-        <w:t xml:space="preserve">Я сразу понял, что он имеет в виду. Но пока я пытался сформулировать вопрос или комментарий, он продолжил: </w:t>
-      </w:r>
-    </w:p>
-    <w:p>
-      <w:pPr>
-        <w:rPr>
-          <w:lang w:val="ru-RU"/>
-        </w:rPr>
-      </w:pPr>
-      <w:r>
-        <w:rPr>
-          <w:lang w:val="ru-RU"/>
-        </w:rPr>
-        <w:t xml:space="preserve">— Так вот, </w:t>
-      </w:r>
-      <w:r>
-        <w:rPr>
-          <w:lang w:val="ru-RU"/>
-        </w:rPr>
-        <w:t xml:space="preserve">возвращаясь </w:t>
-      </w:r>
-      <w:r>
-        <w:rPr>
-          <w:lang w:val="ru-RU"/>
-        </w:rPr>
-        <w:t xml:space="preserve">к </w:t>
-      </w:r>
-      <w:r>
-        <w:rPr>
-          <w:lang w:val="ru-RU"/>
-        </w:rPr>
-        <w:t>проявлениям магии и тому, как к ним относиться. В Слое В5=</w:t>
-      </w:r>
-      <w:r>
-        <w:rPr>
-          <w:lang w:val="ru-RU"/>
-        </w:rPr>
-        <w:t>&gt;</w:t>
-      </w:r>
-      <w:r>
-        <w:rPr>
-          <w:lang w:val="ru-RU"/>
-        </w:rPr>
-        <w:t xml:space="preserve">В1 есть целая ветка материалов и обсуждений, посвящённая их истории науки. И мне там показалось интересным вот что. </w:t>
-      </w:r>
-    </w:p>
-    <w:p>
-      <w:pPr>
-        <w:rPr>
-          <w:lang w:val="ru-RU"/>
-        </w:rPr>
-      </w:pPr>
-      <w:r>
-        <w:rPr>
-          <w:lang w:val="ru-RU"/>
-        </w:rPr>
-        <w:t>На каком-то историческом этапе у них, как и у нас, существовали псевдонауки — алхимия, астрология, гомеопатия</w:t>
-      </w:r>
-      <w:r>
-        <w:rPr>
-          <w:lang w:val="ru-RU"/>
-        </w:rPr>
-        <w:t>, некоторые другие</w:t>
-      </w:r>
-      <w:r>
-        <w:rPr>
-          <w:lang w:val="ru-RU"/>
-        </w:rPr>
-        <w:t xml:space="preserve">. Это было ничто иное как попытки систематизировать и объяснить явления, не укладывающиеся в </w:t>
-      </w:r>
-      <w:r>
-        <w:rPr>
-          <w:lang w:val="ru-RU"/>
-        </w:rPr>
-        <w:t xml:space="preserve">классически-научные </w:t>
-      </w:r>
-      <w:r>
-        <w:rPr>
-          <w:lang w:val="ru-RU"/>
-        </w:rPr>
-        <w:t>представлени</w:t>
-      </w:r>
-      <w:r>
-        <w:rPr>
-          <w:lang w:val="ru-RU"/>
-        </w:rPr>
-        <w:t>я</w:t>
-      </w:r>
-      <w:r>
-        <w:rPr>
-          <w:lang w:val="ru-RU"/>
-        </w:rPr>
-        <w:t xml:space="preserve"> о</w:t>
-      </w:r>
-      <w:r>
-        <w:rPr>
-          <w:lang w:val="ru-RU"/>
-        </w:rPr>
-        <w:t xml:space="preserve"> реальности</w:t>
-      </w:r>
-      <w:r>
-        <w:rPr>
-          <w:lang w:val="ru-RU"/>
-        </w:rPr>
-        <w:t xml:space="preserve">. </w:t>
-      </w:r>
-    </w:p>
-    <w:p>
-      <w:pPr>
-        <w:rPr>
-          <w:lang w:val="ru-RU"/>
-        </w:rPr>
-      </w:pPr>
-      <w:r>
-        <w:rPr>
-          <w:lang w:val="ru-RU"/>
-        </w:rPr>
-        <w:t xml:space="preserve">Но в наших с тобой Вариантах они в дальнейшем </w:t>
-      </w:r>
-      <w:r>
-        <w:rPr>
-          <w:lang w:val="ru-RU"/>
-        </w:rPr>
-        <w:t>остались</w:t>
-      </w:r>
-      <w:r>
-        <w:rPr>
-          <w:lang w:val="ru-RU"/>
-        </w:rPr>
-        <w:t xml:space="preserve"> именно что псевдонауками,</w:t>
-      </w:r>
-      <w:r>
-        <w:rPr>
-          <w:lang w:val="ru-RU"/>
-        </w:rPr>
-        <w:t xml:space="preserve"> потому что</w:t>
-      </w:r>
-      <w:r>
-        <w:rPr>
-          <w:lang w:val="ru-RU"/>
-        </w:rPr>
-        <w:t xml:space="preserve"> просто проиграли в соперничестве с наукой, которую мы теперь считаем классической и единственно верной. </w:t>
-      </w:r>
-    </w:p>
-    <w:p>
-      <w:pPr>
-        <w:rPr>
-          <w:lang w:val="ru-RU"/>
-        </w:rPr>
-      </w:pPr>
-      <w:r>
-        <w:rPr>
-          <w:lang w:val="ru-RU"/>
-        </w:rPr>
-        <w:t xml:space="preserve">А в Пятом Варианте эти так называемые псевдонауки </w:t>
-      </w:r>
-      <w:r>
-        <w:rPr>
-          <w:lang w:val="ru-RU"/>
-        </w:rPr>
-        <w:t xml:space="preserve">смогли как бы обрести почву под ногами. Они освоили научный подход к исследованиям, разработали методологии, провели успешные эксперименты и систематизировали результаты. И в конечном счёте, объединив обретённые знания, </w:t>
-      </w:r>
-      <w:r>
-        <w:rPr>
-          <w:lang w:val="ru-RU"/>
-        </w:rPr>
-        <w:lastRenderedPageBreak/>
-        <w:t>они создали то, что теперь принято называть Филдкрафтом. И теперь эта область</w:t>
-      </w:r>
-      <w:r>
-        <w:rPr>
-          <w:lang w:val="ru-RU"/>
-        </w:rPr>
-        <w:t xml:space="preserve"> знаний</w:t>
-      </w:r>
-      <w:r>
-        <w:rPr>
-          <w:lang w:val="ru-RU"/>
-        </w:rPr>
-        <w:t xml:space="preserve"> так же далека от ма</w:t>
-      </w:r>
-      <w:r>
-        <w:rPr>
-          <w:lang w:val="ru-RU"/>
-        </w:rPr>
-        <w:t>гических ритуалов</w:t>
-      </w:r>
-      <w:r>
-        <w:rPr>
-          <w:lang w:val="ru-RU"/>
-        </w:rPr>
-        <w:t xml:space="preserve"> прошлого</w:t>
-      </w:r>
-      <w:r>
-        <w:rPr>
-          <w:lang w:val="ru-RU"/>
-        </w:rPr>
-        <w:t>, как наша современная медицина от практик кровопускания.</w:t>
-      </w:r>
-    </w:p>
-    <w:p>
-      <w:pPr>
-        <w:rPr>
-          <w:lang w:val="ru-RU"/>
-        </w:rPr>
-      </w:pPr>
-      <w:r>
-        <w:rPr>
-          <w:lang w:val="ru-RU"/>
-        </w:rPr>
-        <w:t>Он замолчал, давая мне возможность поразмыслить обо всём этом.</w:t>
-      </w:r>
-      <w:r>
-        <w:rPr>
-          <w:lang w:val="ru-RU"/>
-        </w:rPr>
-        <w:t xml:space="preserve"> </w:t>
-      </w:r>
-    </w:p>
-    <w:p>
-      <w:pPr>
-        <w:rPr>
-          <w:lang w:val="ru-RU"/>
-        </w:rPr>
-      </w:pPr>
-      <w:r>
-        <w:rPr>
-          <w:lang w:val="ru-RU"/>
-        </w:rPr>
-        <w:t>Через какое-то время я задал ему вопрос, на который, как мне показалось, заранее знал ответ</w:t>
-      </w:r>
-      <w:r>
-        <w:rPr>
-          <w:lang w:val="ru-RU"/>
-        </w:rPr>
-        <w:t>:</w:t>
-      </w:r>
-    </w:p>
-    <w:p>
-      <w:pPr>
-        <w:rPr>
-          <w:lang w:val="ru-RU"/>
-        </w:rPr>
-      </w:pPr>
-      <w:r>
-        <w:rPr>
-          <w:lang w:val="ru-RU"/>
-        </w:rPr>
-        <w:t xml:space="preserve">— Арт, а как ты думаешь, </w:t>
-      </w:r>
-      <w:r>
-        <w:rPr>
-          <w:lang w:val="ru-RU"/>
-        </w:rPr>
-        <w:t>почему в наших Вариантах магия не превратилась в Филдкрафт</w:t>
-      </w:r>
-      <w:r>
-        <w:rPr>
-          <w:lang w:val="ru-RU"/>
-        </w:rPr>
-        <w:t>?</w:t>
-      </w:r>
-      <w:r>
-        <w:rPr>
-          <w:lang w:val="ru-RU"/>
-        </w:rPr>
-        <w:t xml:space="preserve"> </w:t>
-      </w:r>
-    </w:p>
-    <w:p>
-      <w:pPr>
-        <w:rPr>
-          <w:lang w:val="ru-RU"/>
-        </w:rPr>
-      </w:pPr>
-      <w:r>
-        <w:rPr>
-          <w:lang w:val="ru-RU"/>
-        </w:rPr>
-        <w:t>Он ответил сразу, как будто ожида</w:t>
-      </w:r>
-      <w:r>
-        <w:rPr>
-          <w:lang w:val="ru-RU"/>
-        </w:rPr>
-        <w:t>л</w:t>
-      </w:r>
-      <w:r>
-        <w:rPr>
-          <w:lang w:val="ru-RU"/>
-        </w:rPr>
-        <w:t xml:space="preserve"> этого вопроса.</w:t>
-      </w:r>
-    </w:p>
-    <w:p>
-      <w:pPr>
-        <w:rPr>
-          <w:lang w:val="ru-RU"/>
-        </w:rPr>
-      </w:pPr>
-      <w:r>
-        <w:rPr>
-          <w:lang w:val="ru-RU"/>
-        </w:rPr>
-        <w:t>— Потому что Просветлёнными становятся далеко не все. И</w:t>
-      </w:r>
-      <w:r>
-        <w:rPr>
-          <w:lang w:val="ru-RU"/>
-        </w:rPr>
-        <w:t xml:space="preserve"> далеко не многие люди способны, п</w:t>
-      </w:r>
-      <w:r>
-        <w:rPr>
-          <w:lang w:val="ru-RU"/>
-        </w:rPr>
-        <w:t>освяти</w:t>
-      </w:r>
-      <w:r>
-        <w:rPr>
-          <w:lang w:val="ru-RU"/>
-        </w:rPr>
-        <w:t>ть</w:t>
-      </w:r>
-      <w:r>
-        <w:rPr>
-          <w:lang w:val="ru-RU"/>
-        </w:rPr>
-        <w:t xml:space="preserve"> свою жизнь </w:t>
-      </w:r>
-      <w:r>
-        <w:rPr>
-          <w:lang w:val="ru-RU"/>
-        </w:rPr>
-        <w:t xml:space="preserve">исследованиям, </w:t>
-      </w:r>
-      <w:r>
-        <w:rPr>
-          <w:lang w:val="ru-RU"/>
-        </w:rPr>
-        <w:t>эксперимент</w:t>
-      </w:r>
-      <w:r>
-        <w:rPr>
-          <w:lang w:val="ru-RU"/>
-        </w:rPr>
-        <w:t>ам</w:t>
-      </w:r>
-      <w:r>
-        <w:rPr>
-          <w:lang w:val="ru-RU"/>
-        </w:rPr>
-        <w:t xml:space="preserve"> и систематизации результатов, заранее зна</w:t>
-      </w:r>
-      <w:r>
-        <w:rPr>
-          <w:lang w:val="ru-RU"/>
-        </w:rPr>
-        <w:t>я</w:t>
-      </w:r>
-      <w:r>
-        <w:rPr>
-          <w:lang w:val="ru-RU"/>
-        </w:rPr>
-        <w:t xml:space="preserve">, что </w:t>
-      </w:r>
-      <w:r>
-        <w:rPr>
-          <w:lang w:val="ru-RU"/>
-        </w:rPr>
-        <w:t xml:space="preserve">они </w:t>
-      </w:r>
-      <w:r>
-        <w:rPr>
-          <w:lang w:val="ru-RU"/>
-        </w:rPr>
-        <w:t xml:space="preserve">никогда не смогут воспользоваться </w:t>
-      </w:r>
-      <w:r>
-        <w:rPr>
-          <w:lang w:val="ru-RU"/>
-        </w:rPr>
-        <w:t>плодами</w:t>
-      </w:r>
-      <w:r>
-        <w:rPr>
-          <w:lang w:val="ru-RU"/>
-        </w:rPr>
-        <w:t xml:space="preserve"> своей работы.</w:t>
-      </w:r>
-      <w:r>
-        <w:rPr>
-          <w:lang w:val="ru-RU"/>
-        </w:rPr>
-        <w:t xml:space="preserve"> </w:t>
-      </w:r>
-      <w:r>
-        <w:rPr>
-          <w:lang w:val="ru-RU"/>
-        </w:rPr>
-        <w:t>И</w:t>
-      </w:r>
-      <w:r>
-        <w:rPr>
-          <w:lang w:val="ru-RU"/>
-        </w:rPr>
-        <w:t xml:space="preserve">менно </w:t>
-      </w:r>
-      <w:r>
-        <w:rPr>
-          <w:lang w:val="ru-RU"/>
-        </w:rPr>
-        <w:t>это совершили многие учёные из Пятого Варианта, стоявшие у истоков Филдкрафта.</w:t>
-      </w:r>
-      <w:r>
-        <w:rPr>
-          <w:lang w:val="ru-RU"/>
-        </w:rPr>
-        <w:t xml:space="preserve"> </w:t>
-      </w:r>
-      <w:r>
-        <w:rPr>
-          <w:lang w:val="ru-RU"/>
-        </w:rPr>
-        <w:t>Они не были Просветлёнными</w:t>
-      </w:r>
-      <w:r>
-        <w:rPr>
-          <w:lang w:val="ru-RU"/>
-        </w:rPr>
-        <w:t>,</w:t>
-      </w:r>
-      <w:r>
-        <w:rPr>
-          <w:lang w:val="ru-RU"/>
-        </w:rPr>
-        <w:t xml:space="preserve"> и знали, что никогда ими не станут. Но продолжали работать. </w:t>
-      </w:r>
-      <w:r>
-        <w:rPr>
-          <w:lang w:val="ru-RU"/>
-        </w:rPr>
-        <w:t>По-моему</w:t>
-      </w:r>
-      <w:r>
-        <w:rPr>
-          <w:lang w:val="ru-RU"/>
-        </w:rPr>
-        <w:t xml:space="preserve">, в этом есть настоящее самопожертвование, и это не может не вызывать восхищения. Разумеется, так </w:t>
-      </w:r>
-      <w:r>
-        <w:rPr>
-          <w:lang w:val="ru-RU"/>
-        </w:rPr>
-        <w:t>считаю далеко</w:t>
-      </w:r>
-      <w:r>
-        <w:rPr>
-          <w:lang w:val="ru-RU"/>
-        </w:rPr>
-        <w:t xml:space="preserve"> не только я</w:t>
-      </w:r>
-      <w:r>
-        <w:rPr>
-          <w:lang w:val="ru-RU"/>
-        </w:rPr>
-        <w:t xml:space="preserve"> один</w:t>
-      </w:r>
-      <w:r>
-        <w:rPr>
-          <w:lang w:val="ru-RU"/>
-        </w:rPr>
-        <w:t xml:space="preserve">. </w:t>
-      </w:r>
-    </w:p>
-    <w:p>
-      <w:pPr>
-        <w:rPr>
-          <w:lang w:val="ru-RU"/>
-        </w:rPr>
-      </w:pPr>
-      <w:r>
-        <w:rPr>
-          <w:lang w:val="ru-RU"/>
-        </w:rPr>
-        <w:t xml:space="preserve">Я представил себя на месте одного из тех учёных, и понял, что лично я так бы не смог. О чём </w:t>
-      </w:r>
-      <w:r>
-        <w:rPr>
-          <w:lang w:val="ru-RU"/>
-        </w:rPr>
-        <w:t xml:space="preserve">я </w:t>
-      </w:r>
-      <w:r>
-        <w:rPr>
-          <w:lang w:val="ru-RU"/>
-        </w:rPr>
-        <w:t xml:space="preserve">честно и сообщил Арту. </w:t>
-      </w:r>
-    </w:p>
-    <w:p>
-      <w:pPr>
-        <w:rPr>
-          <w:lang w:val="ru-RU"/>
-        </w:rPr>
-      </w:pPr>
-      <w:r>
-        <w:rPr>
-          <w:lang w:val="ru-RU"/>
-        </w:rPr>
-        <w:t xml:space="preserve">— К счастью, тебе и не требуется, — </w:t>
-      </w:r>
-      <w:r>
-        <w:rPr>
-          <w:lang w:val="ru-RU"/>
-        </w:rPr>
-        <w:t>прокомментировал</w:t>
-      </w:r>
-      <w:r>
-        <w:rPr>
-          <w:lang w:val="ru-RU"/>
-        </w:rPr>
-        <w:t xml:space="preserve"> он.</w:t>
-      </w:r>
-    </w:p>
-    <w:p>
-      <w:pPr>
-        <w:rPr>
-          <w:lang w:val="ru-RU"/>
-        </w:rPr>
-      </w:pPr>
-      <w:r>
-        <w:rPr>
-          <w:lang w:val="ru-RU"/>
-        </w:rPr>
-        <w:t>Как мне показалось, в его голосе проскользнула лёгкая нотка зависти.</w:t>
-      </w:r>
-    </w:p>
-    <w:p>
-      <w:pPr>
-        <w:rPr>
-          <w:lang w:val="ru-RU"/>
-        </w:rPr>
-      </w:pPr>
-      <w:r>
-        <w:rPr>
-          <w:lang w:val="ru-RU"/>
-        </w:rPr>
-        <w:t>Тут я наконец сформулировал вопрос, который хотел задать раньше:</w:t>
-      </w:r>
-    </w:p>
-    <w:p>
-      <w:pPr>
-        <w:rPr>
-          <w:lang w:val="ru-RU"/>
-        </w:rPr>
-      </w:pPr>
-      <w:r>
-        <w:rPr>
-          <w:lang w:val="ru-RU"/>
-        </w:rPr>
-        <w:t>— Слушай, Арт, а тебе не кажется, что</w:t>
-      </w:r>
-      <w:r>
-        <w:rPr>
-          <w:lang w:val="ru-RU"/>
-        </w:rPr>
-        <w:t xml:space="preserve"> существование</w:t>
-      </w:r>
-      <w:r>
-        <w:rPr>
-          <w:lang w:val="ru-RU"/>
-        </w:rPr>
-        <w:t xml:space="preserve"> Тонко</w:t>
-      </w:r>
-      <w:r>
-        <w:rPr>
-          <w:lang w:val="ru-RU"/>
-        </w:rPr>
-        <w:t>го</w:t>
-      </w:r>
-      <w:r>
-        <w:rPr>
-          <w:lang w:val="ru-RU"/>
-        </w:rPr>
-        <w:t xml:space="preserve"> Пол</w:t>
-      </w:r>
-      <w:r>
-        <w:rPr>
-          <w:lang w:val="ru-RU"/>
-        </w:rPr>
-        <w:t>я</w:t>
-      </w:r>
-      <w:r>
-        <w:rPr>
-          <w:lang w:val="ru-RU"/>
-        </w:rPr>
-        <w:t xml:space="preserve"> и его информационной составляющей</w:t>
-      </w:r>
-      <w:r>
-        <w:rPr>
-          <w:lang w:val="ru-RU"/>
-        </w:rPr>
-        <w:t xml:space="preserve"> — </w:t>
-      </w:r>
-      <w:r>
-        <w:rPr>
-          <w:lang w:val="ru-RU"/>
-        </w:rPr>
-        <w:t xml:space="preserve">всё </w:t>
-      </w:r>
-      <w:r>
-        <w:rPr>
-          <w:lang w:val="ru-RU"/>
-        </w:rPr>
-        <w:t xml:space="preserve">это вполне объясняет сходство знаний и информации, которой люди владеют в разных Вариантах? Ну, то, что лежит в основе Гипотезы об Изначальных. </w:t>
-      </w:r>
-    </w:p>
-    <w:p>
-      <w:pPr>
-        <w:rPr>
-          <w:lang w:val="ru-RU"/>
-        </w:rPr>
-      </w:pPr>
-      <w:r>
-        <w:rPr>
-          <w:lang w:val="ru-RU"/>
-        </w:rPr>
-        <w:t>Я выдержал паузу. Он, молчал, казалось, ожидая, что я скажу дальше.</w:t>
-      </w:r>
-    </w:p>
-    <w:p>
-      <w:pPr>
-        <w:rPr>
-          <w:lang w:val="ru-RU"/>
-        </w:rPr>
-      </w:pPr>
-      <w:r>
-        <w:rPr>
-          <w:lang w:val="ru-RU"/>
-        </w:rPr>
-        <w:t xml:space="preserve">— И… — продолжил я, осторожно подбирая слова, — не означает ли это, что и сама эта гипотеза… </w:t>
-      </w:r>
-      <w:r>
-        <w:rPr>
-          <w:lang w:val="ru-RU"/>
-        </w:rPr>
-        <w:t xml:space="preserve">ну, что она… </w:t>
-      </w:r>
-      <w:r>
-        <w:rPr>
-          <w:lang w:val="ru-RU"/>
-        </w:rPr>
-        <w:t>может показаться не совсем состоятельной?</w:t>
-      </w:r>
-    </w:p>
-    <w:p>
-      <w:pPr>
-        <w:rPr>
-          <w:lang w:val="ru-RU"/>
-        </w:rPr>
-      </w:pPr>
-      <w:r>
-        <w:rPr>
-          <w:lang w:val="ru-RU"/>
-        </w:rPr>
-        <w:t xml:space="preserve">— В точности наоборот! </w:t>
-      </w:r>
-      <w:r>
-        <w:rPr>
-          <w:lang w:val="ru-RU"/>
-        </w:rPr>
-        <w:t xml:space="preserve">— как будто дождавшись подходящего момента для ответа, </w:t>
-      </w:r>
-      <w:r>
-        <w:rPr>
-          <w:lang w:val="ru-RU"/>
-        </w:rPr>
-        <w:t>торжествующе</w:t>
-      </w:r>
-      <w:r>
-        <w:rPr>
-          <w:lang w:val="ru-RU"/>
-        </w:rPr>
-        <w:t xml:space="preserve"> выпалил он. </w:t>
-      </w:r>
-    </w:p>
-    <w:p>
-      <w:pPr>
-        <w:rPr>
-          <w:lang w:val="ru-RU"/>
-        </w:rPr>
-      </w:pPr>
-      <w:r>
-        <w:rPr>
-          <w:lang w:val="ru-RU"/>
-        </w:rPr>
-        <w:t xml:space="preserve">Я почувствовал искреннее облегчение. </w:t>
-      </w:r>
-    </w:p>
-    <w:p>
-      <w:pPr>
-        <w:rPr>
-          <w:lang w:val="ru-RU"/>
-        </w:rPr>
-      </w:pPr>
-      <w:r>
-        <w:rPr>
-          <w:lang w:val="ru-RU"/>
-        </w:rPr>
-        <w:t xml:space="preserve">— Информационная ипостась Поля, — начал объяснять </w:t>
-      </w:r>
-      <w:r>
-        <w:rPr>
-          <w:lang w:val="ru-RU"/>
-        </w:rPr>
-        <w:t>Арт</w:t>
-      </w:r>
-      <w:r>
-        <w:rPr>
-          <w:lang w:val="ru-RU"/>
-        </w:rPr>
-        <w:t xml:space="preserve">, явно излагая то, что ранее хорошо продумал, — </w:t>
-      </w:r>
-      <w:r>
-        <w:rPr>
-          <w:lang w:val="ru-RU"/>
-        </w:rPr>
-        <w:t>это</w:t>
-      </w:r>
-      <w:r>
-        <w:rPr>
-          <w:lang w:val="ru-RU"/>
-        </w:rPr>
-        <w:t xml:space="preserve"> механизм передачи информации между Вариантами. Но </w:t>
-      </w:r>
-      <w:r>
-        <w:rPr>
-          <w:lang w:val="ru-RU"/>
-        </w:rPr>
-        <w:t>по-прежнему остаётся вопрос: кто этот механизм контролирует и использует?</w:t>
-      </w:r>
-    </w:p>
-    <w:p>
-      <w:pPr>
-        <w:rPr>
-          <w:lang w:val="ru-RU"/>
-        </w:rPr>
-      </w:pPr>
-      <w:r>
-        <w:rPr>
-          <w:lang w:val="ru-RU"/>
-        </w:rPr>
-        <w:t xml:space="preserve">Если бы вся информация во всех Вариантах была </w:t>
-      </w:r>
-      <w:r>
-        <w:rPr>
-          <w:lang w:val="ru-RU"/>
-        </w:rPr>
-        <w:t>просто</w:t>
-      </w:r>
-      <w:r>
-        <w:rPr>
-          <w:lang w:val="ru-RU"/>
-        </w:rPr>
-        <w:t xml:space="preserve"> одинаково доступна для всех,</w:t>
-      </w:r>
-      <w:r>
-        <w:rPr>
-          <w:lang w:val="ru-RU"/>
-        </w:rPr>
-        <w:t xml:space="preserve"> то она проявляла бы себя как информационный «шум». То есть какие-то её куски проявлялись бы спонтанно, хаотично и бессистемно. </w:t>
-      </w:r>
-      <w:r>
-        <w:rPr>
-          <w:lang w:val="ru-RU"/>
-        </w:rPr>
-        <w:t>А это значит, что, н</w:t>
-      </w:r>
-      <w:r>
-        <w:rPr>
-          <w:lang w:val="ru-RU"/>
-        </w:rPr>
-        <w:t xml:space="preserve">апример, с огромной, практически стопроцентной вероятностью важные, фундаментальные открытия происходили бы во всех Вариантах почти одновременно. А этого, как мы с тобой обсудили ранее, не происходит. Аграв, к примеру, давно открыли бы наверняка везде. А до появления Врат, как тебе известно, о нём знали только у нас и в Седьмом. </w:t>
-      </w:r>
-    </w:p>
-    <w:p>
-      <w:pPr>
-        <w:rPr>
-          <w:lang w:val="ru-RU"/>
-        </w:rPr>
-      </w:pPr>
-      <w:r>
-        <w:rPr>
-          <w:lang w:val="ru-RU"/>
-        </w:rPr>
-        <w:t>Так что, повторяю, вопрос о том, кто контролирует передачу информации между Вариантами</w:t>
-      </w:r>
-      <w:r>
-        <w:rPr>
-          <w:lang w:val="ru-RU"/>
-        </w:rPr>
-        <w:t>,</w:t>
-      </w:r>
-      <w:r>
-        <w:rPr>
-          <w:lang w:val="ru-RU"/>
-        </w:rPr>
-        <w:t xml:space="preserve"> —</w:t>
-      </w:r>
-      <w:r>
-        <w:rPr>
-          <w:lang w:val="ru-RU"/>
-        </w:rPr>
-        <w:t xml:space="preserve"> </w:t>
-      </w:r>
-      <w:r>
-        <w:rPr>
-          <w:lang w:val="ru-RU"/>
-        </w:rPr>
-        <w:t>остаётся</w:t>
-      </w:r>
-      <w:r>
-        <w:rPr>
-          <w:lang w:val="ru-RU"/>
-        </w:rPr>
-        <w:t xml:space="preserve"> </w:t>
-      </w:r>
-      <w:r>
-        <w:rPr>
-          <w:lang w:val="ru-RU"/>
-        </w:rPr>
-        <w:t>вопрос</w:t>
-      </w:r>
-      <w:r>
-        <w:rPr>
-          <w:lang w:val="ru-RU"/>
-        </w:rPr>
-        <w:t>ом</w:t>
-      </w:r>
-      <w:r>
-        <w:rPr>
-          <w:lang w:val="ru-RU"/>
-        </w:rPr>
-        <w:t>. И логичным предположительным ответом на этот вопрос было бы то, что это делает тот — или те, — кто эти Варианты создал. Так что Гипотеза не просто жива</w:t>
-      </w:r>
-      <w:r>
-        <w:rPr>
-          <w:lang w:val="ru-RU"/>
-        </w:rPr>
-        <w:t>.</w:t>
-      </w:r>
-      <w:r>
-        <w:rPr>
-          <w:lang w:val="ru-RU"/>
-        </w:rPr>
-        <w:t xml:space="preserve"> </w:t>
-      </w:r>
       <w:r>
         <w:rPr>
           <w:lang w:val="ru-RU"/>
@@ -2490,7 +2578,6 @@
         <w:rPr>
           <w:lang w:val="ru-RU"/>
         </w:rPr>
-        <w:lastRenderedPageBreak/>
         <w:t>Хоть я и не был полностью согласен с последней формулировкой, но возражать не стал. Я был искренне рад</w:t>
       </w:r>
       <w:r>
